--- a/texas_pc_25_26.docx
+++ b/texas_pc_25_26.docx
@@ -730,11 +730,19 @@
     <w:p>
       <w:pPr>
         <w:pStyle w:val="Heading2"/>
+        <w:rPr>
+          <w:color w:val="auto"/>
+          <w:sz w:val="36"/>
+          <w:szCs w:val="36"/>
+        </w:rPr>
       </w:pPr>
       <w:bookmarkStart w:id="2" w:name="insurance-basics"/>
       <w:bookmarkEnd w:id="1"/>
       <w:r>
         <w:rPr>
+          <w:color w:val="auto"/>
+          <w:sz w:val="36"/>
+          <w:szCs w:val="36"/>
           <w:highlight w:val="yellow"/>
         </w:rPr>
         <w:t>Insurance basics</w:t>
@@ -923,12 +931,20 @@
     <w:p>
       <w:pPr>
         <w:pStyle w:val="Heading2"/>
+        <w:rPr>
+          <w:color w:val="auto"/>
+          <w:sz w:val="36"/>
+          <w:szCs w:val="36"/>
+        </w:rPr>
       </w:pPr>
       <w:bookmarkStart w:id="13" w:name="hazards-perils-losses-valuation"/>
       <w:bookmarkEnd w:id="2"/>
       <w:bookmarkEnd w:id="12"/>
       <w:r>
         <w:rPr>
+          <w:color w:val="auto"/>
+          <w:sz w:val="36"/>
+          <w:szCs w:val="36"/>
           <w:highlight w:val="yellow"/>
         </w:rPr>
         <w:lastRenderedPageBreak/>
@@ -1387,12 +1403,20 @@
     <w:p>
       <w:pPr>
         <w:pStyle w:val="Heading2"/>
+        <w:rPr>
+          <w:color w:val="auto"/>
+          <w:sz w:val="36"/>
+          <w:szCs w:val="36"/>
+        </w:rPr>
       </w:pPr>
       <w:bookmarkStart w:id="35" w:name="liability-causation-damages"/>
       <w:bookmarkEnd w:id="13"/>
       <w:bookmarkEnd w:id="34"/>
       <w:r>
         <w:rPr>
+          <w:color w:val="auto"/>
+          <w:sz w:val="36"/>
+          <w:szCs w:val="36"/>
           <w:highlight w:val="yellow"/>
         </w:rPr>
         <w:t>Liability, causation, damages</w:t>
@@ -1711,12 +1735,20 @@
     <w:p>
       <w:pPr>
         <w:pStyle w:val="Heading2"/>
+        <w:rPr>
+          <w:color w:val="auto"/>
+          <w:sz w:val="36"/>
+          <w:szCs w:val="36"/>
+        </w:rPr>
       </w:pPr>
       <w:bookmarkStart w:id="51" w:name="temporary-coverage-policy-changes"/>
       <w:bookmarkEnd w:id="35"/>
       <w:bookmarkEnd w:id="50"/>
       <w:r>
         <w:rPr>
+          <w:color w:val="auto"/>
+          <w:sz w:val="36"/>
+          <w:szCs w:val="36"/>
           <w:highlight w:val="yellow"/>
         </w:rPr>
         <w:t>Temporary coverage / policy changes</w:t>
@@ -1797,12 +1829,20 @@
     <w:p>
       <w:pPr>
         <w:pStyle w:val="Heading2"/>
+        <w:rPr>
+          <w:color w:val="auto"/>
+          <w:sz w:val="36"/>
+          <w:szCs w:val="36"/>
+        </w:rPr>
       </w:pPr>
       <w:bookmarkStart w:id="56" w:name="policy-structure-and-provisions"/>
       <w:bookmarkEnd w:id="51"/>
       <w:bookmarkEnd w:id="55"/>
       <w:r>
         <w:rPr>
+          <w:color w:val="auto"/>
+          <w:sz w:val="36"/>
+          <w:szCs w:val="36"/>
           <w:highlight w:val="yellow"/>
         </w:rPr>
         <w:t>Policy structure and provisions</w:t>
@@ -2262,12 +2302,20 @@
     <w:p>
       <w:pPr>
         <w:pStyle w:val="Heading2"/>
+        <w:rPr>
+          <w:color w:val="auto"/>
+          <w:sz w:val="36"/>
+          <w:szCs w:val="36"/>
+        </w:rPr>
       </w:pPr>
       <w:bookmarkStart w:id="82" w:name="contract-law-fraud-underwriting"/>
       <w:bookmarkEnd w:id="56"/>
       <w:bookmarkEnd w:id="81"/>
       <w:r>
         <w:rPr>
+          <w:color w:val="auto"/>
+          <w:sz w:val="36"/>
+          <w:szCs w:val="36"/>
           <w:highlight w:val="yellow"/>
         </w:rPr>
         <w:t>Contract law / fraud / underwriting</w:t>
@@ -2673,12 +2721,20 @@
     <w:p>
       <w:pPr>
         <w:pStyle w:val="Heading2"/>
+        <w:rPr>
+          <w:color w:val="auto"/>
+          <w:sz w:val="36"/>
+          <w:szCs w:val="36"/>
+        </w:rPr>
       </w:pPr>
       <w:bookmarkStart w:id="105" w:name="homeowners-forms-and-coverages"/>
       <w:bookmarkEnd w:id="82"/>
       <w:bookmarkEnd w:id="104"/>
       <w:r>
         <w:rPr>
+          <w:color w:val="auto"/>
+          <w:sz w:val="36"/>
+          <w:szCs w:val="36"/>
           <w:highlight w:val="yellow"/>
         </w:rPr>
         <w:t>Homeowners forms and coverages</w:t>
@@ -3064,12 +3120,20 @@
     <w:p>
       <w:pPr>
         <w:pStyle w:val="Heading2"/>
+        <w:rPr>
+          <w:color w:val="auto"/>
+          <w:sz w:val="36"/>
+          <w:szCs w:val="36"/>
+        </w:rPr>
       </w:pPr>
       <w:bookmarkStart w:id="118" w:name="dwelling-and-property-forms"/>
       <w:bookmarkEnd w:id="105"/>
       <w:bookmarkEnd w:id="117"/>
       <w:r>
         <w:rPr>
+          <w:color w:val="auto"/>
+          <w:sz w:val="36"/>
+          <w:szCs w:val="36"/>
           <w:highlight w:val="yellow"/>
         </w:rPr>
         <w:t>Dwelling and property forms</w:t>
@@ -3247,7 +3311,6 @@
       <w:bookmarkStart w:id="126" w:name="business-personal-property-bpp"/>
       <w:bookmarkEnd w:id="125"/>
       <w:r>
-        <w:lastRenderedPageBreak/>
         <w:t>Business personal property (BPP)</w:t>
       </w:r>
     </w:p>
@@ -3550,7 +3613,6 @@
       <w:bookmarkStart w:id="135" w:name="businessowners-policy-bop"/>
       <w:bookmarkEnd w:id="134"/>
       <w:r>
-        <w:lastRenderedPageBreak/>
         <w:t>Businessowners Policy (BOP)</w:t>
       </w:r>
     </w:p>
@@ -3731,7 +3793,6 @@
       <w:bookmarkStart w:id="145" w:name="windstorm-coverage"/>
       <w:bookmarkEnd w:id="144"/>
       <w:r>
-        <w:lastRenderedPageBreak/>
         <w:t>Windstorm coverage</w:t>
       </w:r>
     </w:p>
@@ -3800,12 +3861,20 @@
     <w:p>
       <w:pPr>
         <w:pStyle w:val="Heading2"/>
+        <w:rPr>
+          <w:color w:val="auto"/>
+          <w:sz w:val="36"/>
+          <w:szCs w:val="36"/>
+        </w:rPr>
       </w:pPr>
       <w:bookmarkStart w:id="149" w:name="commercial-casualty"/>
       <w:bookmarkEnd w:id="118"/>
       <w:bookmarkEnd w:id="148"/>
       <w:r>
         <w:rPr>
+          <w:color w:val="auto"/>
+          <w:sz w:val="36"/>
+          <w:szCs w:val="36"/>
           <w:highlight w:val="yellow"/>
         </w:rPr>
         <w:t>Commercial casualty</w:t>
@@ -3943,7 +4012,6 @@
       <w:bookmarkStart w:id="157" w:name="claims-made-form"/>
       <w:bookmarkEnd w:id="156"/>
       <w:r>
-        <w:lastRenderedPageBreak/>
         <w:t>Claims-made form</w:t>
       </w:r>
     </w:p>
@@ -3962,6 +4030,7 @@
       <w:bookmarkStart w:id="158" w:name="retroactive-date"/>
       <w:bookmarkEnd w:id="157"/>
       <w:r>
+        <w:lastRenderedPageBreak/>
         <w:t>Retroactive date</w:t>
       </w:r>
     </w:p>
@@ -4030,12 +4099,20 @@
     <w:p>
       <w:pPr>
         <w:pStyle w:val="Heading2"/>
+        <w:rPr>
+          <w:color w:val="auto"/>
+          <w:sz w:val="36"/>
+          <w:szCs w:val="36"/>
+        </w:rPr>
       </w:pPr>
       <w:bookmarkStart w:id="162" w:name="auto-insurance"/>
       <w:bookmarkEnd w:id="149"/>
       <w:bookmarkEnd w:id="161"/>
       <w:r>
         <w:rPr>
+          <w:color w:val="auto"/>
+          <w:sz w:val="36"/>
+          <w:szCs w:val="36"/>
           <w:highlight w:val="yellow"/>
         </w:rPr>
         <w:t>Auto-insurance</w:t>
@@ -4137,7 +4214,6 @@
       <w:bookmarkStart w:id="168" w:name="combined-single-limit-csl"/>
       <w:bookmarkEnd w:id="167"/>
       <w:r>
-        <w:lastRenderedPageBreak/>
         <w:t>Combined single limit (CSL)</w:t>
       </w:r>
     </w:p>
@@ -4156,6 +4232,7 @@
       <w:bookmarkStart w:id="169" w:name="medical-payments-coverage"/>
       <w:bookmarkEnd w:id="168"/>
       <w:r>
+        <w:lastRenderedPageBreak/>
         <w:t>Medical payments coverage</w:t>
       </w:r>
     </w:p>
@@ -4336,7 +4413,6 @@
       <w:bookmarkStart w:id="179" w:name="newly-acquired-auto"/>
       <w:bookmarkEnd w:id="178"/>
       <w:r>
-        <w:lastRenderedPageBreak/>
         <w:t>Newly acquired auto</w:t>
       </w:r>
     </w:p>
@@ -4355,6 +4431,7 @@
       <w:bookmarkStart w:id="180" w:name="transportation-expense-coverage"/>
       <w:bookmarkEnd w:id="179"/>
       <w:r>
+        <w:lastRenderedPageBreak/>
         <w:t>Transportation expense coverage</w:t>
       </w:r>
     </w:p>
@@ -4459,12 +4536,20 @@
     <w:p>
       <w:pPr>
         <w:pStyle w:val="Heading2"/>
+        <w:rPr>
+          <w:color w:val="auto"/>
+          <w:sz w:val="36"/>
+          <w:szCs w:val="36"/>
+        </w:rPr>
       </w:pPr>
       <w:bookmarkStart w:id="186" w:name="Xc6a1a1ffc00a4a6768d82f7dff30e3308d63bbe"/>
       <w:bookmarkEnd w:id="162"/>
       <w:bookmarkEnd w:id="185"/>
       <w:r>
         <w:rPr>
+          <w:color w:val="auto"/>
+          <w:sz w:val="36"/>
+          <w:szCs w:val="36"/>
           <w:highlight w:val="yellow"/>
         </w:rPr>
         <w:t>WC / crime / bonds / professional liability / umbrella</w:t>
@@ -4852,12 +4937,20 @@
     <w:p>
       <w:pPr>
         <w:pStyle w:val="Heading2"/>
+        <w:rPr>
+          <w:color w:val="auto"/>
+          <w:sz w:val="36"/>
+          <w:szCs w:val="36"/>
+        </w:rPr>
       </w:pPr>
       <w:bookmarkStart w:id="208" w:name="texas-licensing-and-tdi-authority"/>
       <w:bookmarkEnd w:id="186"/>
       <w:bookmarkEnd w:id="207"/>
       <w:r>
         <w:rPr>
+          <w:color w:val="auto"/>
+          <w:sz w:val="36"/>
+          <w:szCs w:val="36"/>
           <w:highlight w:val="yellow"/>
         </w:rPr>
         <w:t>Texas licensing and TDI authority</w:t>
@@ -5534,12 +5627,20 @@
     <w:p>
       <w:pPr>
         <w:pStyle w:val="Heading2"/>
+        <w:rPr>
+          <w:color w:val="auto"/>
+          <w:sz w:val="36"/>
+          <w:szCs w:val="36"/>
+        </w:rPr>
       </w:pPr>
       <w:bookmarkStart w:id="246" w:name="texas-unfair-practices-and-marketing"/>
       <w:bookmarkEnd w:id="208"/>
       <w:bookmarkEnd w:id="245"/>
       <w:r>
         <w:rPr>
+          <w:color w:val="auto"/>
+          <w:sz w:val="36"/>
+          <w:szCs w:val="36"/>
           <w:highlight w:val="yellow"/>
         </w:rPr>
         <w:lastRenderedPageBreak/>
@@ -5728,12 +5829,20 @@
     <w:p>
       <w:pPr>
         <w:pStyle w:val="Heading2"/>
+        <w:rPr>
+          <w:color w:val="auto"/>
+          <w:sz w:val="36"/>
+          <w:szCs w:val="36"/>
+        </w:rPr>
       </w:pPr>
       <w:bookmarkStart w:id="257" w:name="texas-property-rules"/>
       <w:bookmarkEnd w:id="246"/>
       <w:bookmarkEnd w:id="256"/>
       <w:r>
         <w:rPr>
+          <w:color w:val="auto"/>
+          <w:sz w:val="36"/>
+          <w:szCs w:val="36"/>
           <w:highlight w:val="yellow"/>
         </w:rPr>
         <w:lastRenderedPageBreak/>
@@ -5904,12 +6013,20 @@
     <w:p>
       <w:pPr>
         <w:pStyle w:val="Heading2"/>
+        <w:rPr>
+          <w:color w:val="auto"/>
+          <w:sz w:val="36"/>
+          <w:szCs w:val="36"/>
+        </w:rPr>
       </w:pPr>
       <w:bookmarkStart w:id="267" w:name="texas-auto-rules"/>
       <w:bookmarkEnd w:id="257"/>
       <w:bookmarkEnd w:id="266"/>
       <w:r>
         <w:rPr>
+          <w:color w:val="auto"/>
+          <w:sz w:val="36"/>
+          <w:szCs w:val="36"/>
           <w:highlight w:val="yellow"/>
         </w:rPr>
         <w:lastRenderedPageBreak/>
@@ -6062,12 +6179,20 @@
     <w:p>
       <w:pPr>
         <w:pStyle w:val="Heading2"/>
+        <w:rPr>
+          <w:color w:val="auto"/>
+          <w:sz w:val="36"/>
+          <w:szCs w:val="36"/>
+        </w:rPr>
       </w:pPr>
       <w:bookmarkStart w:id="276" w:name="texas-wc-organizations-claims"/>
       <w:bookmarkEnd w:id="267"/>
       <w:bookmarkEnd w:id="275"/>
       <w:r>
         <w:rPr>
+          <w:color w:val="auto"/>
+          <w:sz w:val="36"/>
+          <w:szCs w:val="36"/>
           <w:highlight w:val="yellow"/>
         </w:rPr>
         <w:t>Texas WC / organizations / claims</w:t>
@@ -6238,1687 +6363,1162 @@
     <w:p>
       <w:pPr>
         <w:pStyle w:val="Heading2"/>
-      </w:pPr>
-      <w:bookmarkStart w:id="286" w:name="mixed-application-review"/>
+        <w:rPr>
+          <w:color w:val="auto"/>
+          <w:sz w:val="36"/>
+          <w:szCs w:val="36"/>
+        </w:rPr>
+      </w:pPr>
+      <w:bookmarkStart w:id="286" w:name="surplus-lines-overlap-only"/>
       <w:bookmarkEnd w:id="276"/>
       <w:bookmarkEnd w:id="285"/>
       <w:r>
-        <w:t>Mixed application review</w:t>
-      </w:r>
-    </w:p>
-    <w:p>
-      <w:pPr>
-        <w:pStyle w:val="Heading3"/>
-      </w:pPr>
-      <w:bookmarkStart w:id="287" w:name="ho-3-vs-ho-5-comparison"/>
-      <w:r>
-        <w:t>HO-3 vs HO-5 comparison</w:t>
-      </w:r>
-    </w:p>
-    <w:p>
-      <w:pPr>
-        <w:pStyle w:val="FirstParagraph"/>
-      </w:pPr>
-      <w:r>
-        <w:t>HO-5 generally provides open-perils coverage for both dwelling and personal property, subject to exclusions. HO-3 is commonly open perils for dwelling but named perils for personal property.</w:t>
-      </w:r>
-    </w:p>
-    <w:p>
-      <w:pPr>
-        <w:pStyle w:val="Heading3"/>
-      </w:pPr>
-      <w:bookmarkStart w:id="288" w:name="renters-coverage"/>
+        <w:rPr>
+          <w:color w:val="auto"/>
+          <w:sz w:val="36"/>
+          <w:szCs w:val="36"/>
+        </w:rPr>
+        <w:t>Surplus lines overlap only</w:t>
+      </w:r>
+    </w:p>
+    <w:p>
+      <w:pPr>
+        <w:pStyle w:val="Heading3"/>
+      </w:pPr>
+      <w:bookmarkStart w:id="287" w:name="diligent-admitted-market-search"/>
+      <w:r>
+        <w:t>Diligent admitted-market search</w:t>
+      </w:r>
+    </w:p>
+    <w:p>
+      <w:pPr>
+        <w:pStyle w:val="FirstParagraph"/>
+      </w:pPr>
+      <w:r>
+        <w:t>Formal definition/parameter: surplus lines is generally used after the agent has tried to find coverage from a Texas-licensed/admitted company. Why important: using nonadmitted markets without satisfying placement rules can create licensing/regulatory consequences.</w:t>
+      </w:r>
+    </w:p>
+    <w:p>
+      <w:pPr>
+        <w:pStyle w:val="Heading3"/>
+      </w:pPr>
+      <w:bookmarkStart w:id="288" w:name="eligible-surplus-lines-insurer"/>
       <w:bookmarkEnd w:id="287"/>
       <w:r>
         <w:lastRenderedPageBreak/>
-        <w:t>Renters coverage</w:t>
-      </w:r>
-    </w:p>
-    <w:p>
-      <w:pPr>
-        <w:pStyle w:val="FirstParagraph"/>
-      </w:pPr>
-      <w:r>
-        <w:t>HO-4 is renters coverage. It does not insure the building because the tenant does not own it.</w:t>
-      </w:r>
-    </w:p>
-    <w:p>
-      <w:pPr>
-        <w:pStyle w:val="Heading3"/>
-      </w:pPr>
-      <w:bookmarkStart w:id="289" w:name="condo-unit-owner-coverage"/>
+        <w:t>Eligible surplus lines insurer</w:t>
+      </w:r>
+    </w:p>
+    <w:p>
+      <w:pPr>
+        <w:pStyle w:val="FirstParagraph"/>
+      </w:pPr>
+      <w:r>
+        <w:t>Formal definition: a surplus lines insurer is nonadmitted in Texas but can be eligible to write surplus lines if it meets eligibility requirements. Elements: home-state/home-country licensing, financial/eligibility standards, and Texas surplus lines compliance. Importance: distinguishes lawful eligible nonadmitted placement from unauthorized insurance.</w:t>
+      </w:r>
+    </w:p>
+    <w:p>
+      <w:pPr>
+        <w:pStyle w:val="Heading3"/>
+      </w:pPr>
+      <w:bookmarkStart w:id="289" w:name="Xf80c788101bbb05d34acb5c3121740fbed7abb4"/>
       <w:bookmarkEnd w:id="288"/>
       <w:r>
-        <w:t>Condo unit owner coverage</w:t>
-      </w:r>
-    </w:p>
-    <w:p>
-      <w:pPr>
-        <w:pStyle w:val="FirstParagraph"/>
-      </w:pPr>
-      <w:r>
-        <w:t>HO-6 is for condominium unit owners. The association master policy and bylaws determine how much building coverage the unit owner needs.</w:t>
-      </w:r>
-    </w:p>
-    <w:p>
-      <w:pPr>
-        <w:pStyle w:val="Heading3"/>
-      </w:pPr>
-      <w:bookmarkStart w:id="290" w:name="older-home-valuation"/>
+        <w:t>Surplus lines guaranty association limitation</w:t>
+      </w:r>
+    </w:p>
+    <w:p>
+      <w:pPr>
+        <w:pStyle w:val="FirstParagraph"/>
+      </w:pPr>
+      <w:r>
+        <w:t>Formal concept: surplus lines insurers are not Texas-licensed admitted insurers and do not provide the same guaranty association protection. Why important: insolvency risk and consumer protection are common legal/regulatory exam points.</w:t>
+      </w:r>
+    </w:p>
+    <w:p>
+      <w:pPr>
+        <w:pStyle w:val="Heading2"/>
+        <w:rPr>
+          <w:color w:val="auto"/>
+          <w:sz w:val="36"/>
+          <w:szCs w:val="36"/>
+        </w:rPr>
+      </w:pPr>
+      <w:bookmarkStart w:id="290" w:name="essential-timelines"/>
+      <w:bookmarkEnd w:id="286"/>
       <w:bookmarkEnd w:id="289"/>
       <w:r>
-        <w:t>Older home valuation</w:t>
-      </w:r>
-    </w:p>
-    <w:p>
-      <w:pPr>
-        <w:pStyle w:val="FirstParagraph"/>
-      </w:pPr>
-      <w:r>
-        <w:t>HO-8 modified coverage is designed for older homes where replacement cost may exceed market value.</w:t>
-      </w:r>
-    </w:p>
-    <w:p>
-      <w:pPr>
-        <w:pStyle w:val="Heading3"/>
-      </w:pPr>
-      <w:bookmarkStart w:id="291" w:name="rental-dwelling-policy"/>
+        <w:rPr>
+          <w:color w:val="auto"/>
+          <w:sz w:val="36"/>
+          <w:szCs w:val="36"/>
+          <w:highlight w:val="yellow"/>
+        </w:rPr>
+        <w:t>Essential timelines</w:t>
+      </w:r>
+    </w:p>
+    <w:p>
+      <w:pPr>
+        <w:pStyle w:val="FirstParagraph"/>
+      </w:pPr>
+      <w:r>
+        <w:t>This section keeps only the most testable timelines that fit the required Texas General Lines P&amp;C scope.</w:t>
+      </w:r>
+    </w:p>
+    <w:p>
+      <w:pPr>
+        <w:pStyle w:val="Heading3"/>
+      </w:pPr>
+      <w:bookmarkStart w:id="291" w:name="texas-claim-handling-deadlines"/>
+      <w:r>
+        <w:t>Texas claim-handling deadlines</w:t>
+      </w:r>
+    </w:p>
+    <w:p>
+      <w:pPr>
+        <w:pStyle w:val="Heading4"/>
+      </w:pPr>
+      <w:bookmarkStart w:id="292" w:name="claim-acknowledgement-deadline"/>
+      <w:r>
+        <w:t>Claim acknowledgement deadline</w:t>
+      </w:r>
+    </w:p>
+    <w:p>
+      <w:pPr>
+        <w:pStyle w:val="FirstParagraph"/>
+      </w:pPr>
+      <w:r>
+        <w:t xml:space="preserve">Texas prompt-payment timing: after receiving notice of a claim, the insurer generally must acknowledge the claim, begin investigation, and request needed forms or information within </w:t>
+      </w:r>
+      <w:r>
+        <w:rPr>
+          <w:b/>
+          <w:bCs/>
+        </w:rPr>
+        <w:t>15 days</w:t>
+      </w:r>
+      <w:r>
+        <w:t>. Why important: this is the first claim-timing clock and is tested separately from the decision and payment deadlines.</w:t>
+      </w:r>
+    </w:p>
+    <w:p>
+      <w:pPr>
+        <w:pStyle w:val="Heading4"/>
+      </w:pPr>
+      <w:bookmarkStart w:id="293" w:name="claim-acceptance-or-rejection-deadline"/>
+      <w:bookmarkEnd w:id="292"/>
+      <w:r>
+        <w:t>Claim acceptance or rejection deadline</w:t>
+      </w:r>
+    </w:p>
+    <w:p>
+      <w:pPr>
+        <w:pStyle w:val="FirstParagraph"/>
+      </w:pPr>
+      <w:r>
+        <w:t xml:space="preserve">Texas prompt-payment timing: after the insurer receives all items, statements, and forms it reasonably needs, it generally has </w:t>
+      </w:r>
+      <w:r>
+        <w:rPr>
+          <w:b/>
+          <w:bCs/>
+        </w:rPr>
+        <w:t>15 business days</w:t>
+      </w:r>
+      <w:r>
+        <w:t xml:space="preserve"> to accept or reject the claim. If rejected, the reason must be given in writing. Apply this after the insurer has the necessary information.</w:t>
+      </w:r>
+    </w:p>
+    <w:p>
+      <w:pPr>
+        <w:pStyle w:val="Heading4"/>
+      </w:pPr>
+      <w:bookmarkStart w:id="294" w:name="claim-decision-extension"/>
+      <w:bookmarkEnd w:id="293"/>
+      <w:r>
+        <w:t>Claim decision extension</w:t>
+      </w:r>
+    </w:p>
+    <w:p>
+      <w:pPr>
+        <w:pStyle w:val="FirstParagraph"/>
+      </w:pPr>
+      <w:r>
+        <w:t xml:space="preserve">Texas prompt-payment timing: if the insurer needs more time after receiving required information, it can generally extend the decision deadline by up to </w:t>
+      </w:r>
+      <w:r>
+        <w:rPr>
+          <w:b/>
+          <w:bCs/>
+        </w:rPr>
+        <w:t>45 days</w:t>
+      </w:r>
+      <w:r>
+        <w:t xml:space="preserve"> by telling the claimant why more time is needed. Apply this only to the decision deadline, not to the initial acknowledgement deadline.</w:t>
+      </w:r>
+    </w:p>
+    <w:p>
+      <w:pPr>
+        <w:pStyle w:val="Heading4"/>
+      </w:pPr>
+      <w:bookmarkStart w:id="295" w:name="payment-after-claim-acceptance"/>
+      <w:bookmarkEnd w:id="294"/>
+      <w:r>
+        <w:t>Payment after claim acceptance</w:t>
+      </w:r>
+    </w:p>
+    <w:p>
+      <w:pPr>
+        <w:pStyle w:val="FirstParagraph"/>
+      </w:pPr>
+      <w:r>
+        <w:t xml:space="preserve">Texas prompt-payment timing: after the insurer accepts all or part of a claim and notifies the claimant, payment is generally due within </w:t>
+      </w:r>
+      <w:r>
+        <w:rPr>
+          <w:b/>
+          <w:bCs/>
+        </w:rPr>
+        <w:t>5 business days</w:t>
+      </w:r>
+      <w:r>
+        <w:t>. Apply this after acceptance; it is the payment clock, not the investigation or decision clock.</w:t>
+      </w:r>
+    </w:p>
+    <w:p>
+      <w:pPr>
+        <w:pStyle w:val="Heading4"/>
+      </w:pPr>
+      <w:bookmarkStart w:id="296" w:name="weather-catastrophe-extension"/>
+      <w:bookmarkEnd w:id="295"/>
+      <w:r>
+        <w:lastRenderedPageBreak/>
+        <w:t>Weather-catastrophe extension</w:t>
+      </w:r>
+    </w:p>
+    <w:p>
+      <w:pPr>
+        <w:pStyle w:val="FirstParagraph"/>
+      </w:pPr>
+      <w:r>
+        <w:t xml:space="preserve">Texas claim timing: TDI may extend claim-handling deadlines by </w:t>
+      </w:r>
+      <w:r>
+        <w:rPr>
+          <w:b/>
+          <w:bCs/>
+        </w:rPr>
+        <w:t>15 additional days</w:t>
+      </w:r>
+      <w:r>
+        <w:t xml:space="preserve"> when a claim is due to a weather-related catastrophe. Why important: catastrophe questions may add this extension to the ordinary prompt-payment deadlines.</w:t>
+      </w:r>
+    </w:p>
+    <w:p>
+      <w:pPr>
+        <w:pStyle w:val="Heading3"/>
+      </w:pPr>
+      <w:bookmarkStart w:id="297" w:name="policyholder-claim-duties"/>
+      <w:bookmarkEnd w:id="291"/>
+      <w:bookmarkEnd w:id="296"/>
+      <w:r>
+        <w:t>Policyholder claim duties</w:t>
+      </w:r>
+    </w:p>
+    <w:p>
+      <w:pPr>
+        <w:pStyle w:val="Heading4"/>
+      </w:pPr>
+      <w:bookmarkStart w:id="298" w:name="proof-of-loss-timeframe"/>
+      <w:r>
+        <w:t>Proof of loss timeframe</w:t>
+      </w:r>
+    </w:p>
+    <w:p>
+      <w:pPr>
+        <w:pStyle w:val="FirstParagraph"/>
+      </w:pPr>
+      <w:r>
+        <w:t xml:space="preserve">Proof of loss is the insured’s sworn statement and supporting information about the loss. A common property-policy exam parameter is that proof of loss is due within </w:t>
+      </w:r>
+      <w:r>
+        <w:rPr>
+          <w:b/>
+          <w:bCs/>
+        </w:rPr>
+        <w:t>60 days</w:t>
+      </w:r>
+      <w:r>
+        <w:t xml:space="preserve"> after the insurer requests it or provides forms, depending on policy wording. Apply this to insured duties after loss.</w:t>
+      </w:r>
+    </w:p>
+    <w:p>
+      <w:pPr>
+        <w:pStyle w:val="Heading3"/>
+      </w:pPr>
+      <w:bookmarkStart w:id="299" w:name="flood-insurance-timing"/>
+      <w:bookmarkEnd w:id="297"/>
+      <w:bookmarkEnd w:id="298"/>
+      <w:r>
+        <w:t>Flood insurance timing</w:t>
+      </w:r>
+    </w:p>
+    <w:p>
+      <w:pPr>
+        <w:pStyle w:val="Heading4"/>
+      </w:pPr>
+      <w:bookmarkStart w:id="300" w:name="nfip-waiting-period"/>
+      <w:r>
+        <w:t>NFIP waiting period</w:t>
+      </w:r>
+    </w:p>
+    <w:p>
+      <w:pPr>
+        <w:pStyle w:val="FirstParagraph"/>
+      </w:pPr>
+      <w:r>
+        <w:t xml:space="preserve">NFIP flood insurance generally has a </w:t>
+      </w:r>
+      <w:r>
+        <w:rPr>
+          <w:b/>
+          <w:bCs/>
+        </w:rPr>
+        <w:t>30-day waiting period</w:t>
+      </w:r>
+      <w:r>
+        <w:t xml:space="preserve"> before a new policy becomes effective, subject to exceptions such as certain loan-closing or map-change situations. Why important: standard homeowners policies usually exclude flood, and the waiting period prevents last-minute purchases when flooding is imminent.</w:t>
+      </w:r>
+    </w:p>
+    <w:p>
+      <w:pPr>
+        <w:pStyle w:val="Heading3"/>
+      </w:pPr>
+      <w:bookmarkStart w:id="301" w:name="claims-made-cgl-timing"/>
+      <w:bookmarkEnd w:id="299"/>
+      <w:bookmarkEnd w:id="300"/>
+      <w:r>
+        <w:t>Claims-made CGL timing</w:t>
+      </w:r>
+    </w:p>
+    <w:p>
+      <w:pPr>
+        <w:pStyle w:val="Heading4"/>
+      </w:pPr>
+      <w:bookmarkStart w:id="302" w:name="retroactive-date-1"/>
+      <w:r>
+        <w:t>Retroactive date</w:t>
+      </w:r>
+    </w:p>
+    <w:p>
+      <w:pPr>
+        <w:pStyle w:val="FirstParagraph"/>
+      </w:pPr>
+      <w:r>
+        <w:t>In a claims-made CGL policy, the retroactive date limits coverage for injury or damage that occurred before that date. The claim must be made during the policy period or a valid reporting period, and the injury or damage must satisfy the retroactive-date rule. This is essential for occurrence-vs-claims-made questions.</w:t>
+      </w:r>
+    </w:p>
+    <w:p>
+      <w:pPr>
+        <w:pStyle w:val="Heading4"/>
+      </w:pPr>
+      <w:bookmarkStart w:id="303" w:name="Xdf90fb619b3b7e559c57d0bc8537c1f60f98077"/>
+      <w:bookmarkEnd w:id="302"/>
+      <w:r>
+        <w:t>Basic extended reporting period - 60-day component</w:t>
+      </w:r>
+    </w:p>
+    <w:p>
+      <w:pPr>
+        <w:pStyle w:val="FirstParagraph"/>
+      </w:pPr>
+      <w:r>
+        <w:t xml:space="preserve">Claims-made CGL timing: the basic extended reporting period includes a short </w:t>
+      </w:r>
+      <w:r>
+        <w:rPr>
+          <w:b/>
+          <w:bCs/>
+        </w:rPr>
+        <w:t>60-day</w:t>
+      </w:r>
+      <w:r>
+        <w:t xml:space="preserve"> component for claims first made after policy expiration. Apply it when a claims-made policy has ended and a claim is reported shortly after expiration.</w:t>
+      </w:r>
+    </w:p>
+    <w:p>
+      <w:pPr>
+        <w:pStyle w:val="Heading4"/>
+      </w:pPr>
+      <w:bookmarkStart w:id="304" w:name="X8af3a7ba9a44e1f892b158e05eb581f2d260be1"/>
+      <w:bookmarkEnd w:id="303"/>
+      <w:r>
+        <w:t>Basic extended reporting period - five-year component</w:t>
+      </w:r>
+    </w:p>
+    <w:p>
+      <w:pPr>
+        <w:pStyle w:val="FirstParagraph"/>
+      </w:pPr>
+      <w:r>
+        <w:t xml:space="preserve">Claims-made CGL timing: the basic extended reporting period also includes a longer component, commonly tested as up to </w:t>
+      </w:r>
+      <w:r>
+        <w:rPr>
+          <w:b/>
+          <w:bCs/>
+        </w:rPr>
+        <w:t>5 years</w:t>
+      </w:r>
+      <w:r>
+        <w:t>, for claims arising out of occurrences reported to the insurer within the required short period after policy expiration. Apply it only when the occurrence was timely reported.</w:t>
+      </w:r>
+    </w:p>
+    <w:p>
+      <w:pPr>
+        <w:pStyle w:val="Heading4"/>
+      </w:pPr>
+      <w:bookmarkStart w:id="305" w:name="supplemental-extended-reporting-period"/>
+      <w:bookmarkEnd w:id="304"/>
+      <w:r>
+        <w:t>Supplemental extended reporting period</w:t>
+      </w:r>
+    </w:p>
+    <w:p>
+      <w:pPr>
+        <w:pStyle w:val="FirstParagraph"/>
+      </w:pPr>
+      <w:r>
+        <w:t xml:space="preserve">A supplemental extended reporting period is optional tail coverage for claims-made CGL. It generally must be elected in writing within </w:t>
+      </w:r>
+      <w:r>
+        <w:rPr>
+          <w:b/>
+          <w:bCs/>
+        </w:rPr>
+        <w:t>60 days</w:t>
+      </w:r>
+      <w:r>
+        <w:t xml:space="preserve"> after the policy ends and requires </w:t>
+      </w:r>
+      <w:r>
+        <w:lastRenderedPageBreak/>
+        <w:t>additional premium. Apply it when a question asks about purchasing a longer reporting tail after policy termination.</w:t>
+      </w:r>
+    </w:p>
+    <w:p>
+      <w:pPr>
+        <w:pStyle w:val="Heading3"/>
+      </w:pPr>
+      <w:bookmarkStart w:id="306" w:name="texas-homeowners-timing"/>
+      <w:bookmarkEnd w:id="301"/>
+      <w:bookmarkEnd w:id="305"/>
+      <w:r>
+        <w:t>Texas homeowners timing</w:t>
+      </w:r>
+    </w:p>
+    <w:p>
+      <w:pPr>
+        <w:pStyle w:val="Heading4"/>
+      </w:pPr>
+      <w:bookmarkStart w:id="307" w:name="homeowners-cancellation-notice"/>
+      <w:r>
+        <w:t>Homeowners cancellation notice</w:t>
+      </w:r>
+    </w:p>
+    <w:p>
+      <w:pPr>
+        <w:pStyle w:val="FirstParagraph"/>
+      </w:pPr>
+      <w:r>
+        <w:t xml:space="preserve">Texas homeowners timing: TDI states that a company must give </w:t>
+      </w:r>
+      <w:r>
+        <w:rPr>
+          <w:b/>
+          <w:bCs/>
+        </w:rPr>
+        <w:t>10 days’ notice</w:t>
+      </w:r>
+      <w:r>
+        <w:t xml:space="preserve"> before canceling a home policy. Cancellation is stopping the policy before its end date. Apply this to mid-term cancellation questions, not expiration-date nonrenewal questions.</w:t>
+      </w:r>
+    </w:p>
+    <w:p>
+      <w:pPr>
+        <w:pStyle w:val="Heading4"/>
+      </w:pPr>
+      <w:bookmarkStart w:id="308" w:name="homeowners-nonrenewal-notice"/>
+      <w:bookmarkEnd w:id="307"/>
+      <w:r>
+        <w:t>Homeowners nonrenewal notice</w:t>
+      </w:r>
+    </w:p>
+    <w:p>
+      <w:pPr>
+        <w:pStyle w:val="FirstParagraph"/>
+      </w:pPr>
+      <w:r>
+        <w:t xml:space="preserve">Texas homeowners timing: TDI identifies </w:t>
+      </w:r>
+      <w:r>
+        <w:rPr>
+          <w:b/>
+          <w:bCs/>
+        </w:rPr>
+        <w:t>60 days’ notice</w:t>
+      </w:r>
+      <w:r>
+        <w:t xml:space="preserve"> for nonrenewal if the policy was bought or renewed in 2024, and </w:t>
+      </w:r>
+      <w:r>
+        <w:rPr>
+          <w:b/>
+          <w:bCs/>
+        </w:rPr>
+        <w:t>30 days</w:t>
+      </w:r>
+      <w:r>
+        <w:t xml:space="preserve"> for policies bought or renewed in 2023 or earlier. For current exam prep, treat the 60-day rule as the key updated number unless the question states an older policy period.</w:t>
+      </w:r>
+    </w:p>
+    <w:p>
+      <w:pPr>
+        <w:pStyle w:val="Heading4"/>
+      </w:pPr>
+      <w:bookmarkStart w:id="309" w:name="home-policy-after-60-days"/>
+      <w:bookmarkEnd w:id="308"/>
+      <w:r>
+        <w:t>Home policy after 60 days</w:t>
+      </w:r>
+    </w:p>
+    <w:p>
+      <w:pPr>
+        <w:pStyle w:val="FirstParagraph"/>
+      </w:pPr>
+      <w:r>
+        <w:t xml:space="preserve">Texas homeowners rule pattern: after a home policy has been in effect for </w:t>
+      </w:r>
+      <w:r>
+        <w:rPr>
+          <w:b/>
+          <w:bCs/>
+        </w:rPr>
+        <w:t>60 days or more</w:t>
+      </w:r>
+      <w:r>
+        <w:t>, cancellation is limited to specific reasons such as nonpayment, fraudulent claim, increased hazard within the insured’s control, or compliance/legal issues. Apply when a question asks whether a mid-term cancellation is allowed after the initial underwriting period.</w:t>
+      </w:r>
+    </w:p>
+    <w:p>
+      <w:pPr>
+        <w:pStyle w:val="Heading3"/>
+      </w:pPr>
+      <w:bookmarkStart w:id="310" w:name="texas-auto-timing"/>
+      <w:bookmarkEnd w:id="306"/>
+      <w:bookmarkEnd w:id="309"/>
+      <w:r>
+        <w:t>Texas auto timing</w:t>
+      </w:r>
+    </w:p>
+    <w:p>
+      <w:pPr>
+        <w:pStyle w:val="Heading4"/>
+      </w:pPr>
+      <w:bookmarkStart w:id="311" w:name="auto-first-60-days-cancellation"/>
+      <w:r>
+        <w:t>Auto first-60-days cancellation</w:t>
+      </w:r>
+    </w:p>
+    <w:p>
+      <w:pPr>
+        <w:pStyle w:val="FirstParagraph"/>
+      </w:pPr>
+      <w:r>
+        <w:t xml:space="preserve">Texas auto timing: TDI states an auto company may cancel during the first </w:t>
+      </w:r>
+      <w:r>
+        <w:rPr>
+          <w:b/>
+          <w:bCs/>
+        </w:rPr>
+        <w:t>60 days</w:t>
+      </w:r>
+      <w:r>
+        <w:t xml:space="preserve"> for any lawful reason. After that, cancellation reasons narrow. Apply when the question tests initial underwriting/cancellation timing.</w:t>
+      </w:r>
+    </w:p>
+    <w:p>
+      <w:pPr>
+        <w:pStyle w:val="Heading4"/>
+      </w:pPr>
+      <w:bookmarkStart w:id="312" w:name="Xb1503dfd1ab887cce5ccf7d2f147cbeb2b82bf8"/>
+      <w:bookmarkEnd w:id="311"/>
+      <w:r>
+        <w:t>Auto cancellation notice and permitted reasons</w:t>
+      </w:r>
+    </w:p>
+    <w:p>
+      <w:pPr>
+        <w:pStyle w:val="FirstParagraph"/>
+      </w:pPr>
+      <w:r>
+        <w:t xml:space="preserve">Texas auto timing: TDI states a company must give </w:t>
+      </w:r>
+      <w:r>
+        <w:rPr>
+          <w:b/>
+          <w:bCs/>
+        </w:rPr>
+        <w:t>10 days’ notice</w:t>
+      </w:r>
+      <w:r>
+        <w:t xml:space="preserve"> before canceling an auto policy. After the first </w:t>
+      </w:r>
+      <w:r>
+        <w:rPr>
+          <w:b/>
+          <w:bCs/>
+        </w:rPr>
+        <w:t>60 days</w:t>
+      </w:r>
+      <w:r>
+        <w:t>, common permitted reasons include nonpayment, fraudulent claim, or suspension/revocation of the driver’s license or vehicle registration for the insured or covered household/user.</w:t>
+      </w:r>
+    </w:p>
+    <w:p>
+      <w:pPr>
+        <w:pStyle w:val="Heading4"/>
+      </w:pPr>
+      <w:bookmarkStart w:id="313" w:name="X4a01afdd40e45a87d0c445b9aa5d24023bda613"/>
+      <w:bookmarkEnd w:id="312"/>
+      <w:r>
+        <w:t>Unearned premium refund after auto cancellation</w:t>
+      </w:r>
+    </w:p>
+    <w:p>
+      <w:pPr>
+        <w:pStyle w:val="FirstParagraph"/>
+      </w:pPr>
+      <w:r>
+        <w:t xml:space="preserve">Texas auto timing: if either the insured or the company cancels an auto policy, TDI states the company must refund any unearned premium within </w:t>
+      </w:r>
+      <w:r>
+        <w:rPr>
+          <w:b/>
+          <w:bCs/>
+        </w:rPr>
+        <w:t>15 days</w:t>
+      </w:r>
+      <w:r>
+        <w:t xml:space="preserve"> after the cancellation date. Apply this to refund timing, not cancellation notice timing.</w:t>
+      </w:r>
+    </w:p>
+    <w:p>
+      <w:pPr>
+        <w:pStyle w:val="Heading4"/>
+      </w:pPr>
+      <w:bookmarkStart w:id="314" w:name="auto-nonrenewal-notice-and-12-month-rule"/>
+      <w:bookmarkEnd w:id="313"/>
+      <w:r>
+        <w:lastRenderedPageBreak/>
+        <w:t>Auto nonrenewal notice and 12-month rule</w:t>
+      </w:r>
+    </w:p>
+    <w:p>
+      <w:pPr>
+        <w:pStyle w:val="FirstParagraph"/>
+      </w:pPr>
+      <w:r>
+        <w:t xml:space="preserve">Texas auto timing: TDI identifies </w:t>
+      </w:r>
+      <w:r>
+        <w:rPr>
+          <w:b/>
+          <w:bCs/>
+        </w:rPr>
+        <w:t>60 days’ nonrenewal notice</w:t>
+      </w:r>
+      <w:r>
+        <w:t xml:space="preserve"> for policies bought or renewed in 2024, and </w:t>
+      </w:r>
+      <w:r>
+        <w:rPr>
+          <w:b/>
+          <w:bCs/>
+        </w:rPr>
+        <w:t>30 days</w:t>
+      </w:r>
+      <w:r>
+        <w:t xml:space="preserve"> for policies bought or renewed in 2023 or earlier. TDI also states a company can generally nonrenew an auto policy only after it has been in effect for </w:t>
+      </w:r>
+      <w:r>
+        <w:rPr>
+          <w:b/>
+          <w:bCs/>
+        </w:rPr>
+        <w:t>12 months</w:t>
+      </w:r>
+      <w:r>
+        <w:t>.</w:t>
+      </w:r>
+    </w:p>
+    <w:p>
+      <w:pPr>
+        <w:pStyle w:val="Heading4"/>
+      </w:pPr>
+      <w:bookmarkStart w:id="315" w:name="taipa-eligibility-and-coverages"/>
+      <w:bookmarkEnd w:id="314"/>
+      <w:r>
+        <w:t>TAIPA eligibility and coverages</w:t>
+      </w:r>
+    </w:p>
+    <w:p>
+      <w:pPr>
+        <w:pStyle w:val="FirstParagraph"/>
+      </w:pPr>
+      <w:r>
+        <w:t xml:space="preserve">TAIPA is Texas’s residual market for applicants who cannot find a company willing to sell basic auto coverage. TDI states eligibility can exist after </w:t>
+      </w:r>
+      <w:r>
+        <w:rPr>
+          <w:b/>
+          <w:bCs/>
+        </w:rPr>
+        <w:t>two companies</w:t>
+      </w:r>
+      <w:r>
+        <w:t xml:space="preserve"> turn the applicant down. TAIPA sells liability, PIP, and UM/UIM, but not collision, comprehensive, or higher liability limits than state law requires.</w:t>
+      </w:r>
+    </w:p>
+    <w:p>
+      <w:pPr>
+        <w:pStyle w:val="Heading4"/>
+      </w:pPr>
+      <w:bookmarkStart w:id="316" w:name="newly-acquired-auto-coverage-timing"/>
+      <w:bookmarkEnd w:id="315"/>
+      <w:r>
+        <w:t>Newly acquired auto coverage timing</w:t>
+      </w:r>
+    </w:p>
+    <w:p>
+      <w:pPr>
+        <w:pStyle w:val="FirstParagraph"/>
+      </w:pPr>
+      <w:r>
+        <w:t xml:space="preserve">Texas auto guide detail: TDI says a new car is automatically covered by the current auto policy for about </w:t>
+      </w:r>
+      <w:r>
+        <w:rPr>
+          <w:b/>
+          <w:bCs/>
+        </w:rPr>
+        <w:t>20 days</w:t>
+      </w:r>
+      <w:r>
+        <w:t>. The coverage depends on whether the car is an additional car or a replacement car. Apply when the question asks about short-term automatic coverage for a newly acquired auto.</w:t>
+      </w:r>
+    </w:p>
+    <w:p>
+      <w:pPr>
+        <w:pStyle w:val="Heading3"/>
+      </w:pPr>
+      <w:bookmarkStart w:id="317" w:name="texas-licensing-timelines"/>
+      <w:bookmarkEnd w:id="310"/>
+      <w:bookmarkEnd w:id="316"/>
+      <w:r>
+        <w:t>Texas licensing timelines</w:t>
+      </w:r>
+    </w:p>
+    <w:p>
+      <w:pPr>
+        <w:pStyle w:val="Heading4"/>
+      </w:pPr>
+      <w:bookmarkStart w:id="318" w:name="temporary-license-duration"/>
+      <w:r>
+        <w:t>Temporary license duration</w:t>
+      </w:r>
+    </w:p>
+    <w:p>
+      <w:pPr>
+        <w:pStyle w:val="FirstParagraph"/>
+      </w:pPr>
+      <w:r>
+        <w:t xml:space="preserve">Texas licensing: a one-time temporary general lines license is active for </w:t>
+      </w:r>
+      <w:r>
+        <w:rPr>
+          <w:b/>
+          <w:bCs/>
+        </w:rPr>
+        <w:t>180 days</w:t>
+      </w:r>
+      <w:r>
+        <w:t xml:space="preserve"> and cannot be renewed. The exam must be passed within the </w:t>
+      </w:r>
+      <w:r>
+        <w:rPr>
+          <w:b/>
+          <w:bCs/>
+        </w:rPr>
+        <w:t>180-day</w:t>
+      </w:r>
+      <w:r>
+        <w:t xml:space="preserve"> temporary license period for conversion to permanent licensing without starting over. Apply to temporary-license questions, not emergency-license questions.</w:t>
+      </w:r>
+    </w:p>
+    <w:p>
+      <w:pPr>
+        <w:pStyle w:val="Heading4"/>
+      </w:pPr>
+      <w:bookmarkStart w:id="319" w:name="temporary-license-training-requirement"/>
+      <w:bookmarkEnd w:id="318"/>
+      <w:r>
+        <w:t>Temporary license training requirement</w:t>
+      </w:r>
+    </w:p>
+    <w:p>
+      <w:pPr>
+        <w:pStyle w:val="FirstParagraph"/>
+      </w:pPr>
+      <w:r>
+        <w:t xml:space="preserve">Texas temporary-license timing: the applicant must complete at least </w:t>
+      </w:r>
+      <w:r>
+        <w:rPr>
+          <w:b/>
+          <w:bCs/>
+        </w:rPr>
+        <w:t>40 hours</w:t>
+      </w:r>
+      <w:r>
+        <w:t xml:space="preserve"> of training provided by the appointing company or general lines agent/agency, and the training must occur within </w:t>
+      </w:r>
+      <w:r>
+        <w:rPr>
+          <w:b/>
+          <w:bCs/>
+        </w:rPr>
+        <w:t>30 days</w:t>
+      </w:r>
+      <w:r>
+        <w:t xml:space="preserve"> of the license application date. Apply when the question asks how a temporary licensee is supervised/trained before permanent licensing.</w:t>
+      </w:r>
+    </w:p>
+    <w:p>
+      <w:pPr>
+        <w:pStyle w:val="Heading4"/>
+      </w:pPr>
+      <w:bookmarkStart w:id="320" w:name="emergency-license-duration"/>
+      <w:bookmarkEnd w:id="319"/>
+      <w:r>
+        <w:t>Emergency license duration</w:t>
+      </w:r>
+    </w:p>
+    <w:p>
+      <w:pPr>
+        <w:pStyle w:val="FirstParagraph"/>
+      </w:pPr>
+      <w:r>
+        <w:t xml:space="preserve">Texas General Lines P&amp;C licensing: TDI identifies a </w:t>
+      </w:r>
+      <w:r>
+        <w:rPr>
+          <w:b/>
+          <w:bCs/>
+        </w:rPr>
+        <w:t>90-day</w:t>
+      </w:r>
+      <w:r>
+        <w:t xml:space="preserve"> emergency license for limited situations involving preservation of agency business after another P&amp;C agent dies, becomes disabled, or is insolvent and unable to pay premiums due to an insurer. Apply to emergency-license questions only.</w:t>
+      </w:r>
+    </w:p>
+    <w:p>
+      <w:pPr>
+        <w:pStyle w:val="Heading4"/>
+      </w:pPr>
+      <w:bookmarkStart w:id="321" w:name="application-after-passing-exam"/>
+      <w:bookmarkEnd w:id="320"/>
+      <w:r>
+        <w:t>Application after passing exam</w:t>
+      </w:r>
+    </w:p>
+    <w:p>
+      <w:pPr>
+        <w:pStyle w:val="FirstParagraph"/>
+      </w:pPr>
+      <w:r>
+        <w:t xml:space="preserve">Texas licensing: applicants who pass the required exam must submit a completed license application within </w:t>
+      </w:r>
+      <w:r>
+        <w:rPr>
+          <w:b/>
+          <w:bCs/>
+        </w:rPr>
+        <w:t>12 months</w:t>
+      </w:r>
+      <w:r>
+        <w:t xml:space="preserve"> after passing. If they do not, they must retake the examination. Apply this to post-exam licensing steps.</w:t>
+      </w:r>
+    </w:p>
+    <w:p>
+      <w:pPr>
+        <w:pStyle w:val="Heading4"/>
+      </w:pPr>
+      <w:bookmarkStart w:id="322" w:name="minimum-age-and-fingerprints"/>
+      <w:bookmarkEnd w:id="321"/>
+      <w:r>
+        <w:lastRenderedPageBreak/>
+        <w:t>Minimum age and fingerprints</w:t>
+      </w:r>
+    </w:p>
+    <w:p>
+      <w:pPr>
+        <w:pStyle w:val="FirstParagraph"/>
+      </w:pPr>
+      <w:r>
+        <w:t xml:space="preserve">Texas licensing basics: the Pearson/TDI handbook states applicants must be at least </w:t>
+      </w:r>
+      <w:r>
+        <w:rPr>
+          <w:b/>
+          <w:bCs/>
+        </w:rPr>
+        <w:t>18 years old</w:t>
+      </w:r>
+      <w:r>
+        <w:t>, pass the proper exam if required, submit a completed application and fee, and provide the required fingerprint receipt. Apply to eligibility and application-step questions.</w:t>
+      </w:r>
+    </w:p>
+    <w:p>
+      <w:pPr>
+        <w:pStyle w:val="Heading3"/>
+      </w:pPr>
+      <w:bookmarkStart w:id="323" w:name="texas-renewal-and-ce"/>
+      <w:bookmarkEnd w:id="317"/>
+      <w:bookmarkEnd w:id="322"/>
+      <w:r>
+        <w:t>Texas renewal and CE</w:t>
+      </w:r>
+    </w:p>
+    <w:p>
+      <w:pPr>
+        <w:pStyle w:val="Heading4"/>
+      </w:pPr>
+      <w:bookmarkStart w:id="324" w:name="X73437ce3a796af39a06ef8b7b3d941b868b21f9"/>
+      <w:r>
+        <w:t>CE hours, ethics, and classroom-equivalent requirement</w:t>
+      </w:r>
+    </w:p>
+    <w:p>
+      <w:pPr>
+        <w:pStyle w:val="FirstParagraph"/>
+      </w:pPr>
+      <w:r>
+        <w:t xml:space="preserve">Texas General Lines P&amp;C renewal: TDI requires </w:t>
+      </w:r>
+      <w:r>
+        <w:rPr>
+          <w:b/>
+          <w:bCs/>
+        </w:rPr>
+        <w:t>24 hours</w:t>
+      </w:r>
+      <w:r>
+        <w:t xml:space="preserve"> of continuing education every </w:t>
+      </w:r>
+      <w:r>
+        <w:rPr>
+          <w:b/>
+          <w:bCs/>
+        </w:rPr>
+        <w:t>two-year term</w:t>
+      </w:r>
+      <w:r>
+        <w:t xml:space="preserve">, including </w:t>
+      </w:r>
+      <w:r>
+        <w:rPr>
+          <w:b/>
+          <w:bCs/>
+        </w:rPr>
+        <w:t>3 hours of ethics</w:t>
+      </w:r>
+      <w:r>
+        <w:t xml:space="preserve">. TDI also states at least </w:t>
+      </w:r>
+      <w:r>
+        <w:rPr>
+          <w:b/>
+          <w:bCs/>
+        </w:rPr>
+        <w:t>12 hours</w:t>
+      </w:r>
+      <w:r>
+        <w:t xml:space="preserve"> must be classroom or classroom-equivalent. Apply to license-maintenance questions.</w:t>
+      </w:r>
+    </w:p>
+    <w:p>
+      <w:pPr>
+        <w:pStyle w:val="Heading4"/>
+      </w:pPr>
+      <w:bookmarkStart w:id="325" w:name="ce-fines-and-late-renewal-consequence"/>
+      <w:bookmarkEnd w:id="324"/>
+      <w:r>
+        <w:t>CE fines and late renewal consequence</w:t>
+      </w:r>
+    </w:p>
+    <w:p>
+      <w:pPr>
+        <w:pStyle w:val="FirstParagraph"/>
+      </w:pPr>
+      <w:r>
+        <w:t xml:space="preserve">Texas CE consequence: TDI states fines of </w:t>
+      </w:r>
+      <w:r>
+        <w:rPr>
+          <w:b/>
+          <w:bCs/>
+        </w:rPr>
+        <w:t>$50</w:t>
+      </w:r>
+      <w:r>
+        <w:t xml:space="preserve"> apply for each deficient CE hour, with a </w:t>
+      </w:r>
+      <w:r>
+        <w:rPr>
+          <w:b/>
+          <w:bCs/>
+        </w:rPr>
+        <w:t>$500 maximum</w:t>
+      </w:r>
+      <w:r>
+        <w:t xml:space="preserve"> per license type for current terms. If CE, fines, and renewal are not completed within </w:t>
+      </w:r>
+      <w:r>
+        <w:rPr>
+          <w:b/>
+          <w:bCs/>
+        </w:rPr>
+        <w:t>90 days</w:t>
+      </w:r>
+      <w:r>
+        <w:t xml:space="preserve"> after expiration, the license is canceled and the person must reapply. Apply to renewal, late-renewal, and CE-compliance questions.</w:t>
+      </w:r>
+    </w:p>
+    <w:p>
+      <w:pPr>
+        <w:pStyle w:val="Heading3"/>
+      </w:pPr>
+      <w:bookmarkStart w:id="326" w:name="X9c5fa001d2aba45dede6c4e45f5aeadd9503a4c"/>
+      <w:bookmarkEnd w:id="323"/>
+      <w:bookmarkEnd w:id="325"/>
+      <w:r>
+        <w:t>Texas licensee notifications and appointments</w:t>
+      </w:r>
+    </w:p>
+    <w:p>
+      <w:pPr>
+        <w:pStyle w:val="Heading4"/>
+      </w:pPr>
+      <w:bookmarkStart w:id="327" w:name="change-of-address-deadline"/>
+      <w:r>
+        <w:t>Change of address deadline</w:t>
+      </w:r>
+    </w:p>
+    <w:p>
+      <w:pPr>
+        <w:pStyle w:val="FirstParagraph"/>
+      </w:pPr>
+      <w:r>
+        <w:t xml:space="preserve">Texas licensee notification: the Pearson/TDI handbook states TDI must be notified in writing within </w:t>
+      </w:r>
+      <w:r>
+        <w:rPr>
+          <w:b/>
+          <w:bCs/>
+        </w:rPr>
+        <w:t>30 days</w:t>
+      </w:r>
+      <w:r>
+        <w:t xml:space="preserve"> if the licensee’s resident, mailing, or primary business address changes. Failure can result in disciplinary action. Apply to notification-to-department questions.</w:t>
+      </w:r>
+    </w:p>
+    <w:p>
+      <w:pPr>
+        <w:pStyle w:val="Heading4"/>
+      </w:pPr>
+      <w:bookmarkStart w:id="328" w:name="additional-appointments"/>
+      <w:bookmarkEnd w:id="327"/>
+      <w:r>
+        <w:t>Additional appointments</w:t>
+      </w:r>
+    </w:p>
+    <w:p>
+      <w:pPr>
+        <w:pStyle w:val="FirstParagraph"/>
+      </w:pPr>
+      <w:r>
+        <w:t>Texas appointment rule: if an agent wants to represent additional insurers, each company must file notice of appointment with TDI on the day the agent begins representing that company. The agent may sell only lines for which licensed. A temporary licensee may not obtain additional appointments.</w:t>
+      </w:r>
+    </w:p>
+    <w:p>
+      <w:pPr>
+        <w:pStyle w:val="Heading3"/>
+      </w:pPr>
+      <w:bookmarkStart w:id="329" w:name="commissioner-insurer-oversight"/>
+      <w:bookmarkEnd w:id="326"/>
+      <w:bookmarkEnd w:id="328"/>
+      <w:r>
+        <w:t>Commissioner / insurer oversight</w:t>
+      </w:r>
+    </w:p>
+    <w:p>
+      <w:pPr>
+        <w:pStyle w:val="Heading4"/>
+      </w:pPr>
+      <w:bookmarkStart w:id="330" w:name="carrier-examination-frequency"/>
+      <w:r>
+        <w:t>Carrier examination frequency</w:t>
+      </w:r>
+    </w:p>
+    <w:p>
+      <w:pPr>
+        <w:pStyle w:val="FirstParagraph"/>
+      </w:pPr>
+      <w:r>
+        <w:t xml:space="preserve">Texas regulator oversight: the department may examine a carrier as often as necessary and, at minimum, not less frequently than once every </w:t>
+      </w:r>
+      <w:r>
+        <w:rPr>
+          <w:b/>
+          <w:bCs/>
+        </w:rPr>
+        <w:t>five years</w:t>
+      </w:r>
+      <w:r>
+        <w:t>, subject to statutory framework. Apply to Commissioner/TDI examination-authority questions.</w:t>
+      </w:r>
+    </w:p>
+    <w:p>
+      <w:pPr>
+        <w:pStyle w:val="Heading2"/>
+        <w:rPr>
+          <w:color w:val="auto"/>
+          <w:sz w:val="36"/>
+          <w:szCs w:val="36"/>
+        </w:rPr>
+      </w:pPr>
+      <w:bookmarkStart w:id="331" w:name="useful-acronyms"/>
       <w:bookmarkEnd w:id="290"/>
-      <w:r>
-        <w:t>Rental dwelling policy</w:t>
-      </w:r>
-    </w:p>
-    <w:p>
-      <w:pPr>
-        <w:pStyle w:val="FirstParagraph"/>
-      </w:pPr>
-      <w:r>
-        <w:t>Dwelling policies DP-1, DP-2, and DP-3 are used for rental or non-owner-occupied dwelling property.</w:t>
-      </w:r>
-    </w:p>
-    <w:p>
-      <w:pPr>
-        <w:pStyle w:val="Heading3"/>
-      </w:pPr>
-      <w:bookmarkStart w:id="292" w:name="commercial-shutdown"/>
-      <w:bookmarkEnd w:id="291"/>
-      <w:r>
-        <w:t>Commercial shutdown</w:t>
-      </w:r>
-    </w:p>
-    <w:p>
-      <w:pPr>
-        <w:pStyle w:val="FirstParagraph"/>
-      </w:pPr>
-      <w:r>
-        <w:t>Business income coverage addresses indirect loss caused by covered direct physical damage that suspends operations.</w:t>
-      </w:r>
-    </w:p>
-    <w:p>
-      <w:pPr>
-        <w:pStyle w:val="Heading3"/>
-      </w:pPr>
-      <w:bookmarkStart w:id="293" w:name="temporary-business-location"/>
-      <w:bookmarkEnd w:id="292"/>
-      <w:r>
-        <w:t>Temporary business location</w:t>
-      </w:r>
-    </w:p>
-    <w:p>
-      <w:pPr>
-        <w:pStyle w:val="FirstParagraph"/>
-      </w:pPr>
-      <w:r>
-        <w:t>Extra expense pays necessary additional expenses to minimize suspension.</w:t>
-      </w:r>
-    </w:p>
-    <w:p>
-      <w:pPr>
-        <w:pStyle w:val="Heading3"/>
-      </w:pPr>
-      <w:bookmarkStart w:id="294" w:name="customer-slip-at-store"/>
-      <w:bookmarkEnd w:id="293"/>
-      <w:r>
-        <w:t>Customer slip at store</w:t>
-      </w:r>
-    </w:p>
-    <w:p>
-      <w:pPr>
-        <w:pStyle w:val="FirstParagraph"/>
-      </w:pPr>
-      <w:r>
-        <w:t>CGL premises and operations liability, Coverage A, is the classic answer.</w:t>
-      </w:r>
-    </w:p>
-    <w:p>
-      <w:pPr>
-        <w:pStyle w:val="Heading3"/>
-      </w:pPr>
-      <w:bookmarkStart w:id="295" w:name="completed-work-injury"/>
-      <w:bookmarkEnd w:id="294"/>
-      <w:r>
-        <w:t>Completed work injury</w:t>
-      </w:r>
-    </w:p>
-    <w:p>
-      <w:pPr>
-        <w:pStyle w:val="FirstParagraph"/>
-      </w:pPr>
-      <w:r>
-        <w:t>Products-completed operations exposure applies after work is completed or product is sold.</w:t>
-      </w:r>
-    </w:p>
-    <w:p>
-      <w:pPr>
-        <w:pStyle w:val="Heading3"/>
-      </w:pPr>
-      <w:bookmarkStart w:id="296" w:name="professional-advice-error"/>
-      <w:bookmarkEnd w:id="295"/>
-      <w:r>
-        <w:t>Professional advice error</w:t>
-      </w:r>
-    </w:p>
-    <w:p>
-      <w:pPr>
-        <w:pStyle w:val="FirstParagraph"/>
-      </w:pPr>
-      <w:r>
-        <w:t>Errors and Omissions (E&amp;O) covers professional service mistakes.</w:t>
-      </w:r>
-    </w:p>
-    <w:p>
-      <w:pPr>
-        <w:pStyle w:val="Heading3"/>
-      </w:pPr>
-      <w:bookmarkStart w:id="297" w:name="employee-discrimination-claim"/>
-      <w:bookmarkEnd w:id="296"/>
-      <w:r>
-        <w:t>Employee discrimination claim</w:t>
-      </w:r>
-    </w:p>
-    <w:p>
-      <w:pPr>
-        <w:pStyle w:val="FirstParagraph"/>
-      </w:pPr>
-      <w:r>
-        <w:t>EPLI covers employment practices claims such as discrimination and wrongful termination.</w:t>
-      </w:r>
-    </w:p>
-    <w:p>
-      <w:pPr>
-        <w:pStyle w:val="Heading3"/>
-      </w:pPr>
-      <w:bookmarkStart w:id="298" w:name="customer-car-in-repair-shop"/>
-      <w:bookmarkEnd w:id="297"/>
-      <w:r>
-        <w:t>Customer car in repair shop</w:t>
-      </w:r>
-    </w:p>
-    <w:p>
-      <w:pPr>
-        <w:pStyle w:val="FirstParagraph"/>
-      </w:pPr>
-      <w:r>
-        <w:t>Garagekeepers insurance covers customers’ autos in the garage business’s care, custody, or control.</w:t>
-      </w:r>
-    </w:p>
-    <w:p>
-      <w:pPr>
-        <w:pStyle w:val="Heading3"/>
-      </w:pPr>
-      <w:bookmarkStart w:id="299" w:name="employee-personal-car-business-errand"/>
-      <w:bookmarkEnd w:id="298"/>
-      <w:r>
-        <w:lastRenderedPageBreak/>
-        <w:t>Employee personal car business errand</w:t>
-      </w:r>
-    </w:p>
-    <w:p>
-      <w:pPr>
-        <w:pStyle w:val="FirstParagraph"/>
-      </w:pPr>
-      <w:r>
-        <w:t>Non-owned auto coverage addresses autos not owned, hired, or borrowed by the business but used in its business.</w:t>
-      </w:r>
-    </w:p>
-    <w:p>
-      <w:pPr>
-        <w:pStyle w:val="Heading3"/>
-      </w:pPr>
-      <w:bookmarkStart w:id="300" w:name="rental-truck-for-business"/>
-      <w:bookmarkEnd w:id="299"/>
-      <w:r>
-        <w:t>Rental truck for business</w:t>
-      </w:r>
-    </w:p>
-    <w:p>
-      <w:pPr>
-        <w:pStyle w:val="FirstParagraph"/>
-      </w:pPr>
-      <w:r>
-        <w:t>Hired auto applies to rented, leased, hired, or borrowed autos.</w:t>
-      </w:r>
-    </w:p>
-    <w:p>
-      <w:pPr>
-        <w:pStyle w:val="Heading3"/>
-      </w:pPr>
-      <w:bookmarkStart w:id="301" w:name="company-car-executive-gap"/>
-      <w:bookmarkEnd w:id="300"/>
-      <w:r>
-        <w:t>Company car executive gap</w:t>
-      </w:r>
-    </w:p>
-    <w:p>
-      <w:pPr>
-        <w:pStyle w:val="FirstParagraph"/>
-      </w:pPr>
-      <w:r>
-        <w:t>Drive Other Car (DOC) coverage fills this personal exposure gap.</w:t>
-      </w:r>
-    </w:p>
-    <w:p>
-      <w:pPr>
-        <w:pStyle w:val="Heading3"/>
-      </w:pPr>
-      <w:bookmarkStart w:id="302" w:name="at-fault-texas-accident-minimum"/>
-      <w:bookmarkEnd w:id="301"/>
-      <w:r>
-        <w:t>At-fault Texas accident minimum</w:t>
-      </w:r>
-    </w:p>
-    <w:p>
-      <w:pPr>
-        <w:pStyle w:val="FirstParagraph"/>
-      </w:pPr>
-      <w:r>
-        <w:t>Texas minimum auto liability is 30/60/25: $30,000 per injured person, $60,000 per accident for bodily injury, and $25,000 property damage.</w:t>
-      </w:r>
-    </w:p>
-    <w:p>
-      <w:pPr>
-        <w:pStyle w:val="Heading3"/>
-      </w:pPr>
-      <w:bookmarkStart w:id="303" w:name="rejecting-pip-in-texas"/>
-      <w:bookmarkEnd w:id="302"/>
-      <w:r>
-        <w:t>Rejecting PIP in Texas</w:t>
-      </w:r>
-    </w:p>
-    <w:p>
-      <w:pPr>
-        <w:pStyle w:val="FirstParagraph"/>
-      </w:pPr>
-      <w:r>
-        <w:t>PIP must be rejected in writing. If not rejected, Texas auto policies include PIP.</w:t>
-      </w:r>
-    </w:p>
-    <w:p>
-      <w:pPr>
-        <w:pStyle w:val="Heading3"/>
-      </w:pPr>
-      <w:bookmarkStart w:id="304" w:name="rejecting-umuim-in-texas"/>
-      <w:bookmarkEnd w:id="303"/>
-      <w:r>
-        <w:t>Rejecting UM/UIM in Texas</w:t>
-      </w:r>
-    </w:p>
-    <w:p>
-      <w:pPr>
-        <w:pStyle w:val="FirstParagraph"/>
-      </w:pPr>
-      <w:r>
-        <w:t>UM/UIM must be offered and rejected in writing if not wanted.</w:t>
-      </w:r>
-    </w:p>
-    <w:p>
-      <w:pPr>
-        <w:pStyle w:val="Heading3"/>
-      </w:pPr>
-      <w:bookmarkStart w:id="305" w:name="texas-home-residual-market"/>
-      <w:bookmarkEnd w:id="304"/>
-      <w:r>
-        <w:t>Texas home residual market</w:t>
-      </w:r>
-    </w:p>
-    <w:p>
-      <w:pPr>
-        <w:pStyle w:val="FirstParagraph"/>
-      </w:pPr>
-      <w:r>
-        <w:t>Texas FAIR Plan may provide basic home coverage after at least two companies turn the applicant down.</w:t>
-      </w:r>
-    </w:p>
-    <w:p>
-      <w:pPr>
-        <w:pStyle w:val="Heading3"/>
-      </w:pPr>
-      <w:bookmarkStart w:id="306" w:name="coastal-windhail"/>
-      <w:bookmarkEnd w:id="305"/>
-      <w:r>
-        <w:t>Coastal wind/hail</w:t>
-      </w:r>
-    </w:p>
-    <w:p>
-      <w:pPr>
-        <w:pStyle w:val="FirstParagraph"/>
-      </w:pPr>
-      <w:r>
-        <w:t>TWIA sells wind and hail coverage for eligible coastal residents.</w:t>
-      </w:r>
-    </w:p>
-    <w:p>
-      <w:pPr>
-        <w:pStyle w:val="Heading3"/>
-      </w:pPr>
-      <w:bookmarkStart w:id="307" w:name="flood-gap"/>
-      <w:bookmarkEnd w:id="306"/>
-      <w:r>
-        <w:t>Flood gap</w:t>
-      </w:r>
-    </w:p>
-    <w:p>
-      <w:pPr>
-        <w:pStyle w:val="FirstParagraph"/>
-      </w:pPr>
-      <w:r>
-        <w:t>Flood is usually excluded from standard home policies; flood insurance through NFIP or another flood insurer is needed.</w:t>
-      </w:r>
-    </w:p>
-    <w:p>
-      <w:pPr>
-        <w:pStyle w:val="Heading3"/>
-      </w:pPr>
-      <w:bookmarkStart w:id="308" w:name="claim-amount-dispute"/>
-      <w:bookmarkEnd w:id="307"/>
-      <w:r>
-        <w:t>Claim amount dispute</w:t>
-      </w:r>
-    </w:p>
-    <w:p>
-      <w:pPr>
-        <w:pStyle w:val="FirstParagraph"/>
-      </w:pPr>
-      <w:r>
-        <w:t>Appraisal resolves amount-of-loss disputes.</w:t>
-      </w:r>
-    </w:p>
-    <w:p>
-      <w:pPr>
-        <w:pStyle w:val="Heading3"/>
-      </w:pPr>
-      <w:bookmarkStart w:id="309" w:name="subrogation-example"/>
-      <w:bookmarkEnd w:id="308"/>
-      <w:r>
-        <w:t>Subrogation example</w:t>
-      </w:r>
-    </w:p>
-    <w:p>
-      <w:pPr>
-        <w:pStyle w:val="FirstParagraph"/>
-      </w:pPr>
-      <w:r>
-        <w:t>Subrogation lets the insurer pursue the responsible party after paying the insured.</w:t>
-      </w:r>
-    </w:p>
-    <w:p>
-      <w:pPr>
-        <w:pStyle w:val="Heading3"/>
-      </w:pPr>
-      <w:bookmarkStart w:id="310" w:name="coinsurance-penalty"/>
-      <w:bookmarkEnd w:id="309"/>
-      <w:r>
-        <w:t>Coinsurance penalty</w:t>
-      </w:r>
-    </w:p>
-    <w:p>
-      <w:pPr>
-        <w:pStyle w:val="FirstParagraph"/>
-      </w:pPr>
-      <w:r>
-        <w:t>Coinsurance/insurance-to-value provisions penalize underinsurance on partial losses.</w:t>
-      </w:r>
-    </w:p>
-    <w:p>
-      <w:pPr>
-        <w:pStyle w:val="Heading3"/>
-      </w:pPr>
-      <w:bookmarkStart w:id="311" w:name="certificate-reliance"/>
-      <w:bookmarkEnd w:id="310"/>
-      <w:r>
-        <w:lastRenderedPageBreak/>
-        <w:t>Certificate reliance</w:t>
-      </w:r>
-    </w:p>
-    <w:p>
-      <w:pPr>
-        <w:pStyle w:val="FirstParagraph"/>
-      </w:pPr>
-      <w:r>
-        <w:t>Certificate of insurance provides evidence of insurance but generally does not amend coverage.</w:t>
-      </w:r>
-    </w:p>
-    <w:p>
-      <w:pPr>
-        <w:pStyle w:val="Heading3"/>
-      </w:pPr>
-      <w:bookmarkStart w:id="312" w:name="adding-landlord-as-liability-insured"/>
-      <w:bookmarkEnd w:id="311"/>
-      <w:r>
-        <w:t>Adding landlord as liability insured</w:t>
-      </w:r>
-    </w:p>
-    <w:p>
-      <w:pPr>
-        <w:pStyle w:val="FirstParagraph"/>
-      </w:pPr>
-      <w:r>
-        <w:t>Additional insured endorsement is typically needed to add liability protection.</w:t>
-      </w:r>
-    </w:p>
-    <w:p>
-      <w:pPr>
-        <w:pStyle w:val="Heading3"/>
-      </w:pPr>
-      <w:bookmarkStart w:id="313" w:name="intentional-claim-exaggeration"/>
-      <w:bookmarkEnd w:id="312"/>
-      <w:r>
-        <w:t>Intentional claim exaggeration</w:t>
-      </w:r>
-    </w:p>
-    <w:p>
-      <w:pPr>
-        <w:pStyle w:val="FirstParagraph"/>
-      </w:pPr>
-      <w:r>
-        <w:t>Moral hazard/fraud involves intentional dishonesty.</w:t>
-      </w:r>
-    </w:p>
-    <w:p>
-      <w:pPr>
-        <w:pStyle w:val="Heading3"/>
-      </w:pPr>
-      <w:bookmarkStart w:id="314" w:name="careless-due-to-insurance"/>
-      <w:bookmarkEnd w:id="313"/>
-      <w:r>
-        <w:t>Careless due to insurance</w:t>
-      </w:r>
-    </w:p>
-    <w:p>
-      <w:pPr>
-        <w:pStyle w:val="FirstParagraph"/>
-      </w:pPr>
-      <w:r>
-        <w:t>Morale hazard is careless indifference because insurance exists.</w:t>
-      </w:r>
-    </w:p>
-    <w:p>
-      <w:pPr>
-        <w:pStyle w:val="Heading3"/>
-      </w:pPr>
-      <w:bookmarkStart w:id="315" w:name="bad-wiring"/>
-      <w:bookmarkEnd w:id="314"/>
-      <w:r>
-        <w:t>Bad wiring</w:t>
-      </w:r>
-    </w:p>
-    <w:p>
-      <w:pPr>
-        <w:pStyle w:val="FirstParagraph"/>
-      </w:pPr>
-      <w:r>
-        <w:t>Physical hazard is a tangible condition increasing loss probability.</w:t>
-      </w:r>
-    </w:p>
-    <w:p>
-      <w:pPr>
-        <w:pStyle w:val="Heading3"/>
-      </w:pPr>
-      <w:bookmarkStart w:id="316" w:name="fire-cause-of-loss"/>
-      <w:bookmarkEnd w:id="315"/>
-      <w:r>
-        <w:t>Fire cause of loss</w:t>
-      </w:r>
-    </w:p>
-    <w:p>
-      <w:pPr>
-        <w:pStyle w:val="FirstParagraph"/>
-      </w:pPr>
-      <w:r>
-        <w:t>Fire is a peril, the cause of loss.</w:t>
-      </w:r>
-    </w:p>
-    <w:p>
-      <w:pPr>
-        <w:pStyle w:val="Heading2"/>
-      </w:pPr>
-      <w:bookmarkStart w:id="317" w:name="surplus-lines-overlap-only"/>
-      <w:bookmarkEnd w:id="286"/>
-      <w:bookmarkEnd w:id="316"/>
-      <w:r>
-        <w:t>Surplus lines overlap only</w:t>
-      </w:r>
-    </w:p>
-    <w:p>
-      <w:pPr>
-        <w:pStyle w:val="Heading3"/>
-      </w:pPr>
-      <w:bookmarkStart w:id="318" w:name="diligent-admitted-market-search"/>
-      <w:r>
-        <w:t>Diligent admitted-market search</w:t>
-      </w:r>
-    </w:p>
-    <w:p>
-      <w:pPr>
-        <w:pStyle w:val="FirstParagraph"/>
-      </w:pPr>
-      <w:r>
-        <w:t>Formal definition/parameter: surplus lines is generally used after the agent has tried to find coverage from a Texas-licensed/admitted company. Why important: using nonadmitted markets without satisfying placement rules can create licensing/regulatory consequences.</w:t>
-      </w:r>
-    </w:p>
-    <w:p>
-      <w:pPr>
-        <w:pStyle w:val="Heading3"/>
-      </w:pPr>
-      <w:bookmarkStart w:id="319" w:name="eligible-surplus-lines-insurer"/>
-      <w:bookmarkEnd w:id="318"/>
-      <w:r>
-        <w:t>Eligible surplus lines insurer</w:t>
-      </w:r>
-    </w:p>
-    <w:p>
-      <w:pPr>
-        <w:pStyle w:val="FirstParagraph"/>
-      </w:pPr>
-      <w:r>
-        <w:t>Formal definition: a surplus lines insurer is nonadmitted in Texas but can be eligible to write surplus lines if it meets eligibility requirements. Elements: home-state/home-country licensing, financial/eligibility standards, and Texas surplus lines compliance. Importance: distinguishes lawful eligible nonadmitted placement from unauthorized insurance.</w:t>
-      </w:r>
-    </w:p>
-    <w:p>
-      <w:pPr>
-        <w:pStyle w:val="Heading3"/>
-      </w:pPr>
-      <w:bookmarkStart w:id="320" w:name="Xf80c788101bbb05d34acb5c3121740fbed7abb4"/>
-      <w:bookmarkEnd w:id="319"/>
-      <w:r>
-        <w:t>Surplus lines guaranty association limitation</w:t>
-      </w:r>
-    </w:p>
-    <w:p>
-      <w:pPr>
-        <w:pStyle w:val="FirstParagraph"/>
-      </w:pPr>
-      <w:r>
-        <w:t>Formal concept: surplus lines insurers are not Texas-licensed admitted insurers and do not provide the same guaranty association protection. Why important: insolvency risk and consumer protection are common legal/regulatory exam points.</w:t>
-      </w:r>
-    </w:p>
-    <w:p>
-      <w:pPr>
-        <w:pStyle w:val="Heading2"/>
-      </w:pPr>
-      <w:bookmarkStart w:id="321" w:name="essential-timelines"/>
-      <w:bookmarkEnd w:id="317"/>
-      <w:bookmarkEnd w:id="320"/>
-      <w:r>
-        <w:rPr>
-          <w:highlight w:val="yellow"/>
-        </w:rPr>
-        <w:t>Essential timelines</w:t>
-      </w:r>
-    </w:p>
-    <w:p>
-      <w:pPr>
-        <w:pStyle w:val="FirstParagraph"/>
-      </w:pPr>
-      <w:r>
-        <w:t>This section keeps only the most testable timelines that fit the required Texas General Lines P&amp;C scope.</w:t>
-      </w:r>
-    </w:p>
-    <w:p>
-      <w:pPr>
-        <w:pStyle w:val="Heading3"/>
-      </w:pPr>
-      <w:bookmarkStart w:id="322" w:name="texas-claim-handling-deadlines"/>
-      <w:r>
-        <w:lastRenderedPageBreak/>
-        <w:t>Texas claim-handling deadlines</w:t>
-      </w:r>
-    </w:p>
-    <w:p>
-      <w:pPr>
-        <w:pStyle w:val="Heading4"/>
-      </w:pPr>
-      <w:bookmarkStart w:id="323" w:name="claim-acknowledgement-deadline"/>
-      <w:r>
-        <w:t>Claim acknowledgement deadline</w:t>
-      </w:r>
-    </w:p>
-    <w:p>
-      <w:pPr>
-        <w:pStyle w:val="FirstParagraph"/>
-      </w:pPr>
-      <w:r>
-        <w:t xml:space="preserve">Texas prompt-payment timing: after receiving notice of a claim, the insurer generally must acknowledge the claim, begin investigation, and request needed forms or information within </w:t>
-      </w:r>
-      <w:r>
-        <w:rPr>
-          <w:b/>
-          <w:bCs/>
-        </w:rPr>
-        <w:t>15 days</w:t>
-      </w:r>
-      <w:r>
-        <w:t>. Why important: this is the first claim-timing clock and is tested separately from the decision and payment deadlines.</w:t>
-      </w:r>
-    </w:p>
-    <w:p>
-      <w:pPr>
-        <w:pStyle w:val="Heading4"/>
-      </w:pPr>
-      <w:bookmarkStart w:id="324" w:name="claim-acceptance-or-rejection-deadline"/>
-      <w:bookmarkEnd w:id="323"/>
-      <w:r>
-        <w:t>Claim acceptance or rejection deadline</w:t>
-      </w:r>
-    </w:p>
-    <w:p>
-      <w:pPr>
-        <w:pStyle w:val="FirstParagraph"/>
-      </w:pPr>
-      <w:r>
-        <w:t xml:space="preserve">Texas prompt-payment timing: after the insurer receives all items, statements, and forms it reasonably needs, it generally has </w:t>
-      </w:r>
-      <w:r>
-        <w:rPr>
-          <w:b/>
-          <w:bCs/>
-        </w:rPr>
-        <w:t>15 business days</w:t>
-      </w:r>
-      <w:r>
-        <w:t xml:space="preserve"> to accept or reject the claim. If rejected, the reason must be given in writing. Apply this after the insurer has the necessary information.</w:t>
-      </w:r>
-    </w:p>
-    <w:p>
-      <w:pPr>
-        <w:pStyle w:val="Heading4"/>
-      </w:pPr>
-      <w:bookmarkStart w:id="325" w:name="claim-decision-extension"/>
-      <w:bookmarkEnd w:id="324"/>
-      <w:r>
-        <w:t>Claim decision extension</w:t>
-      </w:r>
-    </w:p>
-    <w:p>
-      <w:pPr>
-        <w:pStyle w:val="FirstParagraph"/>
-      </w:pPr>
-      <w:r>
-        <w:t xml:space="preserve">Texas prompt-payment timing: if the insurer needs more time after receiving required information, it can generally extend the decision deadline by up to </w:t>
-      </w:r>
-      <w:r>
-        <w:rPr>
-          <w:b/>
-          <w:bCs/>
-        </w:rPr>
-        <w:t>45 days</w:t>
-      </w:r>
-      <w:r>
-        <w:t xml:space="preserve"> by telling the claimant why more time is needed. Apply this only to the decision deadline, not to the initial acknowledgement deadline.</w:t>
-      </w:r>
-    </w:p>
-    <w:p>
-      <w:pPr>
-        <w:pStyle w:val="Heading4"/>
-      </w:pPr>
-      <w:bookmarkStart w:id="326" w:name="payment-after-claim-acceptance"/>
-      <w:bookmarkEnd w:id="325"/>
-      <w:r>
-        <w:t>Payment after claim acceptance</w:t>
-      </w:r>
-    </w:p>
-    <w:p>
-      <w:pPr>
-        <w:pStyle w:val="FirstParagraph"/>
-      </w:pPr>
-      <w:r>
-        <w:t xml:space="preserve">Texas prompt-payment timing: after the insurer accepts all or part of a claim and notifies the claimant, payment is generally due within </w:t>
-      </w:r>
-      <w:r>
-        <w:rPr>
-          <w:b/>
-          <w:bCs/>
-        </w:rPr>
-        <w:t>5 business days</w:t>
-      </w:r>
-      <w:r>
-        <w:t>. Apply this after acceptance; it is the payment clock, not the investigation or decision clock.</w:t>
-      </w:r>
-    </w:p>
-    <w:p>
-      <w:pPr>
-        <w:pStyle w:val="Heading4"/>
-      </w:pPr>
-      <w:bookmarkStart w:id="327" w:name="weather-catastrophe-extension"/>
-      <w:bookmarkEnd w:id="326"/>
-      <w:r>
-        <w:t>Weather-catastrophe extension</w:t>
-      </w:r>
-    </w:p>
-    <w:p>
-      <w:pPr>
-        <w:pStyle w:val="FirstParagraph"/>
-      </w:pPr>
-      <w:r>
-        <w:t xml:space="preserve">Texas claim timing: TDI may extend claim-handling deadlines by </w:t>
-      </w:r>
-      <w:r>
-        <w:rPr>
-          <w:b/>
-          <w:bCs/>
-        </w:rPr>
-        <w:t>15 additional days</w:t>
-      </w:r>
-      <w:r>
-        <w:t xml:space="preserve"> when a claim is due to a weather-related catastrophe. Why important: catastrophe questions may add this extension to the ordinary prompt-payment deadlines.</w:t>
-      </w:r>
-    </w:p>
-    <w:p>
-      <w:pPr>
-        <w:pStyle w:val="Heading3"/>
-      </w:pPr>
-      <w:bookmarkStart w:id="328" w:name="policyholder-claim-duties"/>
-      <w:bookmarkEnd w:id="322"/>
-      <w:bookmarkEnd w:id="327"/>
-      <w:r>
-        <w:t>Policyholder claim duties</w:t>
-      </w:r>
-    </w:p>
-    <w:p>
-      <w:pPr>
-        <w:pStyle w:val="Heading4"/>
-      </w:pPr>
-      <w:bookmarkStart w:id="329" w:name="proof-of-loss-timeframe"/>
-      <w:r>
-        <w:t>Proof of loss timeframe</w:t>
-      </w:r>
-    </w:p>
-    <w:p>
-      <w:pPr>
-        <w:pStyle w:val="FirstParagraph"/>
-      </w:pPr>
-      <w:r>
-        <w:t xml:space="preserve">Proof of loss is the insured’s sworn statement and supporting information about the loss. A common property-policy exam parameter is that proof of loss is due within </w:t>
-      </w:r>
-      <w:r>
-        <w:rPr>
-          <w:b/>
-          <w:bCs/>
-        </w:rPr>
-        <w:t>60 days</w:t>
-      </w:r>
-      <w:r>
-        <w:t xml:space="preserve"> after the insurer requests it or provides forms, depending on policy wording. Apply this to insured duties after loss.</w:t>
-      </w:r>
-    </w:p>
-    <w:p>
-      <w:pPr>
-        <w:pStyle w:val="Heading3"/>
-      </w:pPr>
-      <w:bookmarkStart w:id="330" w:name="flood-insurance-timing"/>
-      <w:bookmarkEnd w:id="328"/>
       <w:bookmarkEnd w:id="329"/>
-      <w:r>
-        <w:t>Flood insurance timing</w:t>
-      </w:r>
-    </w:p>
-    <w:p>
-      <w:pPr>
-        <w:pStyle w:val="Heading4"/>
-      </w:pPr>
-      <w:bookmarkStart w:id="331" w:name="nfip-waiting-period"/>
-      <w:r>
-        <w:t>NFIP waiting period</w:t>
-      </w:r>
-    </w:p>
-    <w:p>
-      <w:pPr>
-        <w:pStyle w:val="FirstParagraph"/>
-      </w:pPr>
-      <w:r>
-        <w:t xml:space="preserve">NFIP flood insurance generally has a </w:t>
-      </w:r>
-      <w:r>
-        <w:rPr>
-          <w:b/>
-          <w:bCs/>
-        </w:rPr>
-        <w:t>30-day waiting period</w:t>
-      </w:r>
-      <w:r>
-        <w:t xml:space="preserve"> before a new policy becomes effective, subject to exceptions such as certain loan-closing or map-change situations. Why </w:t>
-      </w:r>
-      <w:r>
-        <w:lastRenderedPageBreak/>
-        <w:t>important: standard homeowners policies usually exclude flood, and the waiting period prevents last-minute purchases when flooding is imminent.</w:t>
-      </w:r>
-    </w:p>
-    <w:p>
-      <w:pPr>
-        <w:pStyle w:val="Heading3"/>
-      </w:pPr>
-      <w:bookmarkStart w:id="332" w:name="claims-made-cgl-timing"/>
       <w:bookmarkEnd w:id="330"/>
-      <w:bookmarkEnd w:id="331"/>
-      <w:r>
-        <w:t>Claims-made CGL timing</w:t>
-      </w:r>
-    </w:p>
-    <w:p>
-      <w:pPr>
-        <w:pStyle w:val="Heading4"/>
-      </w:pPr>
-      <w:bookmarkStart w:id="333" w:name="retroactive-date-1"/>
-      <w:r>
-        <w:t>Retroactive date</w:t>
-      </w:r>
-    </w:p>
-    <w:p>
-      <w:pPr>
-        <w:pStyle w:val="FirstParagraph"/>
-      </w:pPr>
-      <w:r>
-        <w:t>In a claims-made CGL policy, the retroactive date limits coverage for injury or damage that occurred before that date. The claim must be made during the policy period or a valid reporting period, and the injury or damage must satisfy the retroactive-date rule. This is essential for occurrence-vs-claims-made questions.</w:t>
-      </w:r>
-    </w:p>
-    <w:p>
-      <w:pPr>
-        <w:pStyle w:val="Heading4"/>
-      </w:pPr>
-      <w:bookmarkStart w:id="334" w:name="Xdf90fb619b3b7e559c57d0bc8537c1f60f98077"/>
-      <w:bookmarkEnd w:id="333"/>
-      <w:r>
-        <w:t>Basic extended reporting period - 60-day component</w:t>
-      </w:r>
-    </w:p>
-    <w:p>
-      <w:pPr>
-        <w:pStyle w:val="FirstParagraph"/>
-      </w:pPr>
-      <w:r>
-        <w:t xml:space="preserve">Claims-made CGL timing: the basic extended reporting period includes a short </w:t>
-      </w:r>
-      <w:r>
-        <w:rPr>
-          <w:b/>
-          <w:bCs/>
-        </w:rPr>
-        <w:t>60-day</w:t>
-      </w:r>
-      <w:r>
-        <w:t xml:space="preserve"> component for claims first made after policy expiration. Apply it when a claims-made policy has ended and a claim is reported shortly after expiration.</w:t>
-      </w:r>
-    </w:p>
-    <w:p>
-      <w:pPr>
-        <w:pStyle w:val="Heading4"/>
-      </w:pPr>
-      <w:bookmarkStart w:id="335" w:name="X8af3a7ba9a44e1f892b158e05eb581f2d260be1"/>
-      <w:bookmarkEnd w:id="334"/>
-      <w:r>
-        <w:t>Basic extended reporting period - five-year component</w:t>
-      </w:r>
-    </w:p>
-    <w:p>
-      <w:pPr>
-        <w:pStyle w:val="FirstParagraph"/>
-      </w:pPr>
-      <w:r>
-        <w:t xml:space="preserve">Claims-made CGL timing: the basic extended reporting period also includes a longer component, commonly tested as up to </w:t>
-      </w:r>
-      <w:r>
-        <w:rPr>
-          <w:b/>
-          <w:bCs/>
-        </w:rPr>
-        <w:t>5 years</w:t>
-      </w:r>
-      <w:r>
-        <w:t>, for claims arising out of occurrences reported to the insurer within the required short period after policy expiration. Apply it only when the occurrence was timely reported.</w:t>
-      </w:r>
-    </w:p>
-    <w:p>
-      <w:pPr>
-        <w:pStyle w:val="Heading4"/>
-      </w:pPr>
-      <w:bookmarkStart w:id="336" w:name="supplemental-extended-reporting-period"/>
-      <w:bookmarkEnd w:id="335"/>
-      <w:r>
-        <w:t>Supplemental extended reporting period</w:t>
-      </w:r>
-    </w:p>
-    <w:p>
-      <w:pPr>
-        <w:pStyle w:val="FirstParagraph"/>
-      </w:pPr>
-      <w:r>
-        <w:t xml:space="preserve">A supplemental extended reporting period is optional tail coverage for claims-made CGL. It generally must be elected in writing within </w:t>
-      </w:r>
-      <w:r>
-        <w:rPr>
-          <w:b/>
-          <w:bCs/>
-        </w:rPr>
-        <w:t>60 days</w:t>
-      </w:r>
-      <w:r>
-        <w:t xml:space="preserve"> after the policy ends and requires additional premium. Apply it when a question asks about purchasing a longer reporting tail after policy termination.</w:t>
-      </w:r>
-    </w:p>
-    <w:p>
-      <w:pPr>
-        <w:pStyle w:val="Heading3"/>
-      </w:pPr>
-      <w:bookmarkStart w:id="337" w:name="texas-homeowners-timing"/>
-      <w:bookmarkEnd w:id="332"/>
-      <w:bookmarkEnd w:id="336"/>
-      <w:r>
-        <w:t>Texas homeowners timing</w:t>
-      </w:r>
-    </w:p>
-    <w:p>
-      <w:pPr>
-        <w:pStyle w:val="Heading4"/>
-      </w:pPr>
-      <w:bookmarkStart w:id="338" w:name="homeowners-cancellation-notice"/>
-      <w:r>
-        <w:t>Homeowners cancellation notice</w:t>
-      </w:r>
-    </w:p>
-    <w:p>
-      <w:pPr>
-        <w:pStyle w:val="FirstParagraph"/>
-      </w:pPr>
-      <w:r>
-        <w:t xml:space="preserve">Texas homeowners timing: TDI states that a company must give </w:t>
-      </w:r>
-      <w:r>
-        <w:rPr>
-          <w:b/>
-          <w:bCs/>
-        </w:rPr>
-        <w:t>10 days’ notice</w:t>
-      </w:r>
-      <w:r>
-        <w:t xml:space="preserve"> before canceling a home policy. Cancellation is stopping the policy before its end date. Apply this to mid-term cancellation questions, not expiration-date nonrenewal questions.</w:t>
-      </w:r>
-    </w:p>
-    <w:p>
-      <w:pPr>
-        <w:pStyle w:val="Heading4"/>
-      </w:pPr>
-      <w:bookmarkStart w:id="339" w:name="homeowners-nonrenewal-notice"/>
-      <w:bookmarkEnd w:id="338"/>
-      <w:r>
-        <w:t>Homeowners nonrenewal notice</w:t>
-      </w:r>
-    </w:p>
-    <w:p>
-      <w:pPr>
-        <w:pStyle w:val="FirstParagraph"/>
-      </w:pPr>
-      <w:r>
-        <w:t xml:space="preserve">Texas homeowners timing: TDI identifies </w:t>
-      </w:r>
-      <w:r>
-        <w:rPr>
-          <w:b/>
-          <w:bCs/>
-        </w:rPr>
-        <w:t>60 days’ notice</w:t>
-      </w:r>
-      <w:r>
-        <w:t xml:space="preserve"> for nonrenewal if the policy was bought or renewed in 2024, and </w:t>
-      </w:r>
-      <w:r>
-        <w:rPr>
-          <w:b/>
-          <w:bCs/>
-        </w:rPr>
-        <w:t>30 days</w:t>
-      </w:r>
-      <w:r>
-        <w:t xml:space="preserve"> for policies bought or renewed in 2023 or earlier. For current exam prep, treat the 60-day rule as the key updated number unless the question states an older policy period.</w:t>
-      </w:r>
-    </w:p>
-    <w:p>
-      <w:pPr>
-        <w:pStyle w:val="Heading4"/>
-      </w:pPr>
-      <w:bookmarkStart w:id="340" w:name="home-policy-after-60-days"/>
-      <w:bookmarkEnd w:id="339"/>
-      <w:r>
-        <w:lastRenderedPageBreak/>
-        <w:t>Home policy after 60 days</w:t>
-      </w:r>
-    </w:p>
-    <w:p>
-      <w:pPr>
-        <w:pStyle w:val="FirstParagraph"/>
-      </w:pPr>
-      <w:r>
-        <w:t xml:space="preserve">Texas homeowners rule pattern: after a home policy has been in effect for </w:t>
-      </w:r>
-      <w:r>
-        <w:rPr>
-          <w:b/>
-          <w:bCs/>
-        </w:rPr>
-        <w:t>60 days or more</w:t>
-      </w:r>
-      <w:r>
-        <w:t>, cancellation is limited to specific reasons such as nonpayment, fraudulent claim, increased hazard within the insured’s control, or compliance/legal issues. Apply when a question asks whether a mid-term cancellation is allowed after the initial underwriting period.</w:t>
-      </w:r>
-    </w:p>
-    <w:p>
-      <w:pPr>
-        <w:pStyle w:val="Heading3"/>
-      </w:pPr>
-      <w:bookmarkStart w:id="341" w:name="texas-auto-timing"/>
-      <w:bookmarkEnd w:id="337"/>
-      <w:bookmarkEnd w:id="340"/>
-      <w:r>
-        <w:t>Texas auto timing</w:t>
-      </w:r>
-    </w:p>
-    <w:p>
-      <w:pPr>
-        <w:pStyle w:val="Heading4"/>
-      </w:pPr>
-      <w:bookmarkStart w:id="342" w:name="auto-first-60-days-cancellation"/>
-      <w:r>
-        <w:t>Auto first-60-days cancellation</w:t>
-      </w:r>
-    </w:p>
-    <w:p>
-      <w:pPr>
-        <w:pStyle w:val="FirstParagraph"/>
-      </w:pPr>
-      <w:r>
-        <w:t xml:space="preserve">Texas auto timing: TDI states an auto company may cancel during the first </w:t>
-      </w:r>
-      <w:r>
-        <w:rPr>
-          <w:b/>
-          <w:bCs/>
-        </w:rPr>
-        <w:t>60 days</w:t>
-      </w:r>
-      <w:r>
-        <w:t xml:space="preserve"> for any lawful reason. After that, cancellation reasons narrow. Apply when the question tests initial underwriting/cancellation timing.</w:t>
-      </w:r>
-    </w:p>
-    <w:p>
-      <w:pPr>
-        <w:pStyle w:val="Heading4"/>
-      </w:pPr>
-      <w:bookmarkStart w:id="343" w:name="Xb1503dfd1ab887cce5ccf7d2f147cbeb2b82bf8"/>
-      <w:bookmarkEnd w:id="342"/>
-      <w:r>
-        <w:t>Auto cancellation notice and permitted reasons</w:t>
-      </w:r>
-    </w:p>
-    <w:p>
-      <w:pPr>
-        <w:pStyle w:val="FirstParagraph"/>
-      </w:pPr>
-      <w:r>
-        <w:t xml:space="preserve">Texas auto timing: TDI states a company must give </w:t>
-      </w:r>
-      <w:r>
-        <w:rPr>
-          <w:b/>
-          <w:bCs/>
-        </w:rPr>
-        <w:t>10 days’ notice</w:t>
-      </w:r>
-      <w:r>
-        <w:t xml:space="preserve"> before canceling an auto policy. After the first </w:t>
-      </w:r>
-      <w:r>
-        <w:rPr>
-          <w:b/>
-          <w:bCs/>
-        </w:rPr>
-        <w:t>60 days</w:t>
-      </w:r>
-      <w:r>
-        <w:t>, common permitted reasons include nonpayment, fraudulent claim, or suspension/revocation of the driver’s license or vehicle registration for the insured or covered household/user.</w:t>
-      </w:r>
-    </w:p>
-    <w:p>
-      <w:pPr>
-        <w:pStyle w:val="Heading4"/>
-      </w:pPr>
-      <w:bookmarkStart w:id="344" w:name="X4a01afdd40e45a87d0c445b9aa5d24023bda613"/>
-      <w:bookmarkEnd w:id="343"/>
-      <w:r>
-        <w:t>Unearned premium refund after auto cancellation</w:t>
-      </w:r>
-    </w:p>
-    <w:p>
-      <w:pPr>
-        <w:pStyle w:val="FirstParagraph"/>
-      </w:pPr>
-      <w:r>
-        <w:t xml:space="preserve">Texas auto timing: if either the insured or the company cancels an auto policy, TDI states the company must refund any unearned premium within </w:t>
-      </w:r>
-      <w:r>
-        <w:rPr>
-          <w:b/>
-          <w:bCs/>
-        </w:rPr>
-        <w:t>15 days</w:t>
-      </w:r>
-      <w:r>
-        <w:t xml:space="preserve"> after the cancellation date. Apply this to refund timing, not cancellation notice timing.</w:t>
-      </w:r>
-    </w:p>
-    <w:p>
-      <w:pPr>
-        <w:pStyle w:val="Heading4"/>
-      </w:pPr>
-      <w:bookmarkStart w:id="345" w:name="auto-nonrenewal-notice-and-12-month-rule"/>
-      <w:bookmarkEnd w:id="344"/>
-      <w:r>
-        <w:t>Auto nonrenewal notice and 12-month rule</w:t>
-      </w:r>
-    </w:p>
-    <w:p>
-      <w:pPr>
-        <w:pStyle w:val="FirstParagraph"/>
-      </w:pPr>
-      <w:r>
-        <w:t xml:space="preserve">Texas auto timing: TDI identifies </w:t>
-      </w:r>
-      <w:r>
-        <w:rPr>
-          <w:b/>
-          <w:bCs/>
-        </w:rPr>
-        <w:t>60 days’ nonrenewal notice</w:t>
-      </w:r>
-      <w:r>
-        <w:t xml:space="preserve"> for policies bought or renewed in 2024, and </w:t>
-      </w:r>
-      <w:r>
-        <w:rPr>
-          <w:b/>
-          <w:bCs/>
-        </w:rPr>
-        <w:t>30 days</w:t>
-      </w:r>
-      <w:r>
-        <w:t xml:space="preserve"> for policies bought or renewed in 2023 or earlier. TDI also states a company can generally nonrenew an auto policy only after it has been in effect for </w:t>
-      </w:r>
-      <w:r>
-        <w:rPr>
-          <w:b/>
-          <w:bCs/>
-        </w:rPr>
-        <w:t>12 months</w:t>
-      </w:r>
-      <w:r>
-        <w:t>.</w:t>
-      </w:r>
-    </w:p>
-    <w:p>
-      <w:pPr>
-        <w:pStyle w:val="Heading4"/>
-      </w:pPr>
-      <w:bookmarkStart w:id="346" w:name="taipa-eligibility-and-coverages"/>
-      <w:bookmarkEnd w:id="345"/>
-      <w:r>
-        <w:t>TAIPA eligibility and coverages</w:t>
-      </w:r>
-    </w:p>
-    <w:p>
-      <w:pPr>
-        <w:pStyle w:val="FirstParagraph"/>
-      </w:pPr>
-      <w:r>
-        <w:t xml:space="preserve">TAIPA is Texas’s residual market for applicants who cannot find a company willing to sell basic auto coverage. TDI states eligibility can exist after </w:t>
-      </w:r>
-      <w:r>
-        <w:rPr>
-          <w:b/>
-          <w:bCs/>
-        </w:rPr>
-        <w:t>two companies</w:t>
-      </w:r>
-      <w:r>
-        <w:t xml:space="preserve"> turn the applicant down. TAIPA sells liability, PIP, and UM/UIM, but not collision, comprehensive, or higher liability limits than state law requires.</w:t>
-      </w:r>
-    </w:p>
-    <w:p>
-      <w:pPr>
-        <w:pStyle w:val="Heading4"/>
-      </w:pPr>
-      <w:bookmarkStart w:id="347" w:name="newly-acquired-auto-coverage-timing"/>
-      <w:bookmarkEnd w:id="346"/>
-      <w:r>
-        <w:t>Newly acquired auto coverage timing</w:t>
-      </w:r>
-    </w:p>
-    <w:p>
-      <w:pPr>
-        <w:pStyle w:val="FirstParagraph"/>
-      </w:pPr>
-      <w:r>
-        <w:t xml:space="preserve">Texas auto guide detail: TDI says a new car is automatically covered by the current auto policy for about </w:t>
-      </w:r>
-      <w:r>
-        <w:rPr>
-          <w:b/>
-          <w:bCs/>
-        </w:rPr>
-        <w:t>20 days</w:t>
-      </w:r>
-      <w:r>
-        <w:t>. The coverage depends on whether the car is an additional car or a replacement car. Apply when the question asks about short-term automatic coverage for a newly acquired auto.</w:t>
-      </w:r>
-    </w:p>
-    <w:p>
-      <w:pPr>
-        <w:pStyle w:val="Heading3"/>
-      </w:pPr>
-      <w:bookmarkStart w:id="348" w:name="texas-licensing-timelines"/>
-      <w:bookmarkEnd w:id="341"/>
-      <w:bookmarkEnd w:id="347"/>
-      <w:r>
-        <w:lastRenderedPageBreak/>
-        <w:t>Texas licensing timelines</w:t>
-      </w:r>
-    </w:p>
-    <w:p>
-      <w:pPr>
-        <w:pStyle w:val="Heading4"/>
-      </w:pPr>
-      <w:bookmarkStart w:id="349" w:name="temporary-license-duration"/>
-      <w:r>
-        <w:t>Temporary license duration</w:t>
-      </w:r>
-    </w:p>
-    <w:p>
-      <w:pPr>
-        <w:pStyle w:val="FirstParagraph"/>
-      </w:pPr>
-      <w:r>
-        <w:t xml:space="preserve">Texas licensing: a one-time temporary general lines license is active for </w:t>
-      </w:r>
-      <w:r>
-        <w:rPr>
-          <w:b/>
-          <w:bCs/>
-        </w:rPr>
-        <w:t>180 days</w:t>
-      </w:r>
-      <w:r>
-        <w:t xml:space="preserve"> and cannot be renewed. The exam must be passed within the </w:t>
-      </w:r>
-      <w:r>
-        <w:rPr>
-          <w:b/>
-          <w:bCs/>
-        </w:rPr>
-        <w:t>180-day</w:t>
-      </w:r>
-      <w:r>
-        <w:t xml:space="preserve"> temporary license period for conversion to permanent licensing without starting over. Apply to temporary-license questions, not emergency-license questions.</w:t>
-      </w:r>
-    </w:p>
-    <w:p>
-      <w:pPr>
-        <w:pStyle w:val="Heading4"/>
-      </w:pPr>
-      <w:bookmarkStart w:id="350" w:name="temporary-license-training-requirement"/>
-      <w:bookmarkEnd w:id="349"/>
-      <w:r>
-        <w:t>Temporary license training requirement</w:t>
-      </w:r>
-    </w:p>
-    <w:p>
-      <w:pPr>
-        <w:pStyle w:val="FirstParagraph"/>
-      </w:pPr>
-      <w:r>
-        <w:t xml:space="preserve">Texas temporary-license timing: the applicant must complete at least </w:t>
-      </w:r>
-      <w:r>
-        <w:rPr>
-          <w:b/>
-          <w:bCs/>
-        </w:rPr>
-        <w:t>40 hours</w:t>
-      </w:r>
-      <w:r>
-        <w:t xml:space="preserve"> of training provided by the appointing company or general lines agent/agency, and the training must occur within </w:t>
-      </w:r>
-      <w:r>
-        <w:rPr>
-          <w:b/>
-          <w:bCs/>
-        </w:rPr>
-        <w:t>30 days</w:t>
-      </w:r>
-      <w:r>
-        <w:t xml:space="preserve"> of the license application date. Apply when the question asks how a temporary licensee is supervised/trained before permanent licensing.</w:t>
-      </w:r>
-    </w:p>
-    <w:p>
-      <w:pPr>
-        <w:pStyle w:val="Heading4"/>
-      </w:pPr>
-      <w:bookmarkStart w:id="351" w:name="emergency-license-duration"/>
-      <w:bookmarkEnd w:id="350"/>
-      <w:r>
-        <w:t>Emergency license duration</w:t>
-      </w:r>
-    </w:p>
-    <w:p>
-      <w:pPr>
-        <w:pStyle w:val="FirstParagraph"/>
-      </w:pPr>
-      <w:r>
-        <w:t xml:space="preserve">Texas General Lines P&amp;C licensing: TDI identifies a </w:t>
-      </w:r>
-      <w:r>
-        <w:rPr>
-          <w:b/>
-          <w:bCs/>
-        </w:rPr>
-        <w:t>90-day</w:t>
-      </w:r>
-      <w:r>
-        <w:t xml:space="preserve"> emergency license for limited situations involving preservation of agency business after another P&amp;C agent dies, becomes disabled, or is insolvent and unable to pay premiums due to an insurer. Apply to emergency-license questions only.</w:t>
-      </w:r>
-    </w:p>
-    <w:p>
-      <w:pPr>
-        <w:pStyle w:val="Heading4"/>
-      </w:pPr>
-      <w:bookmarkStart w:id="352" w:name="application-after-passing-exam"/>
-      <w:bookmarkEnd w:id="351"/>
-      <w:r>
-        <w:t>Application after passing exam</w:t>
-      </w:r>
-    </w:p>
-    <w:p>
-      <w:pPr>
-        <w:pStyle w:val="FirstParagraph"/>
-      </w:pPr>
-      <w:r>
-        <w:t xml:space="preserve">Texas licensing: applicants who pass the required exam must submit a completed license application within </w:t>
-      </w:r>
-      <w:r>
-        <w:rPr>
-          <w:b/>
-          <w:bCs/>
-        </w:rPr>
-        <w:t>12 months</w:t>
-      </w:r>
-      <w:r>
-        <w:t xml:space="preserve"> after passing. If they do not, they must retake the examination. Apply this to post-exam licensing steps.</w:t>
-      </w:r>
-    </w:p>
-    <w:p>
-      <w:pPr>
-        <w:pStyle w:val="Heading4"/>
-      </w:pPr>
-      <w:bookmarkStart w:id="353" w:name="minimum-age-and-fingerprints"/>
-      <w:bookmarkEnd w:id="352"/>
-      <w:r>
-        <w:t>Minimum age and fingerprints</w:t>
-      </w:r>
-    </w:p>
-    <w:p>
-      <w:pPr>
-        <w:pStyle w:val="FirstParagraph"/>
-      </w:pPr>
-      <w:r>
-        <w:t xml:space="preserve">Texas licensing basics: the Pearson/TDI handbook states applicants must be at least </w:t>
-      </w:r>
-      <w:r>
-        <w:rPr>
-          <w:b/>
-          <w:bCs/>
-        </w:rPr>
-        <w:t>18 years old</w:t>
-      </w:r>
-      <w:r>
-        <w:t>, pass the proper exam if required, submit a completed application and fee, and provide the required fingerprint receipt. Apply to eligibility and application-step questions.</w:t>
-      </w:r>
-    </w:p>
-    <w:p>
-      <w:pPr>
-        <w:pStyle w:val="Heading3"/>
-      </w:pPr>
-      <w:bookmarkStart w:id="354" w:name="texas-renewal-and-ce"/>
-      <w:bookmarkEnd w:id="348"/>
-      <w:bookmarkEnd w:id="353"/>
-      <w:r>
-        <w:t>Texas renewal and CE</w:t>
-      </w:r>
-    </w:p>
-    <w:p>
-      <w:pPr>
-        <w:pStyle w:val="Heading4"/>
-      </w:pPr>
-      <w:bookmarkStart w:id="355" w:name="X73437ce3a796af39a06ef8b7b3d941b868b21f9"/>
-      <w:r>
-        <w:t>CE hours, ethics, and classroom-equivalent requirement</w:t>
-      </w:r>
-    </w:p>
-    <w:p>
-      <w:pPr>
-        <w:pStyle w:val="FirstParagraph"/>
-      </w:pPr>
-      <w:r>
-        <w:t xml:space="preserve">Texas General Lines P&amp;C renewal: TDI requires </w:t>
-      </w:r>
-      <w:r>
-        <w:rPr>
-          <w:b/>
-          <w:bCs/>
-        </w:rPr>
-        <w:t>24 hours</w:t>
-      </w:r>
-      <w:r>
-        <w:t xml:space="preserve"> of continuing education every </w:t>
-      </w:r>
-      <w:r>
-        <w:rPr>
-          <w:b/>
-          <w:bCs/>
-        </w:rPr>
-        <w:t>two-year term</w:t>
-      </w:r>
-      <w:r>
-        <w:t xml:space="preserve">, including </w:t>
-      </w:r>
-      <w:r>
-        <w:rPr>
-          <w:b/>
-          <w:bCs/>
-        </w:rPr>
-        <w:t>3 hours of ethics</w:t>
-      </w:r>
-      <w:r>
-        <w:t xml:space="preserve">. TDI also states at least </w:t>
-      </w:r>
-      <w:r>
-        <w:rPr>
-          <w:b/>
-          <w:bCs/>
-        </w:rPr>
-        <w:t>12 hours</w:t>
-      </w:r>
-      <w:r>
-        <w:t xml:space="preserve"> must be classroom or classroom-equivalent. Apply to license-maintenance questions.</w:t>
-      </w:r>
-    </w:p>
-    <w:p>
-      <w:pPr>
-        <w:pStyle w:val="Heading4"/>
-      </w:pPr>
-      <w:bookmarkStart w:id="356" w:name="ce-fines-and-late-renewal-consequence"/>
-      <w:bookmarkEnd w:id="355"/>
-      <w:r>
-        <w:t>CE fines and late renewal consequence</w:t>
-      </w:r>
-    </w:p>
-    <w:p>
-      <w:pPr>
-        <w:pStyle w:val="FirstParagraph"/>
-      </w:pPr>
-      <w:r>
-        <w:t xml:space="preserve">Texas CE consequence: TDI states fines of </w:t>
-      </w:r>
-      <w:r>
-        <w:rPr>
-          <w:b/>
-          <w:bCs/>
-        </w:rPr>
-        <w:t>$50</w:t>
-      </w:r>
-      <w:r>
-        <w:t xml:space="preserve"> apply for each deficient CE hour, with a </w:t>
-      </w:r>
-      <w:r>
-        <w:rPr>
-          <w:b/>
-          <w:bCs/>
-        </w:rPr>
-        <w:t>$500 maximum</w:t>
-      </w:r>
-      <w:r>
-        <w:t xml:space="preserve"> per license type for current terms. If CE, fines, and renewal are not completed within </w:t>
-      </w:r>
-      <w:r>
-        <w:rPr>
-          <w:b/>
-          <w:bCs/>
-        </w:rPr>
-        <w:t>90 days</w:t>
-      </w:r>
-      <w:r>
-        <w:t xml:space="preserve"> after expiration, the license is canceled and the person must reapply. Apply to renewal, late-renewal, and CE-compliance questions.</w:t>
-      </w:r>
-    </w:p>
-    <w:p>
-      <w:pPr>
-        <w:pStyle w:val="Heading3"/>
-      </w:pPr>
-      <w:bookmarkStart w:id="357" w:name="X9c5fa001d2aba45dede6c4e45f5aeadd9503a4c"/>
-      <w:bookmarkEnd w:id="354"/>
-      <w:bookmarkEnd w:id="356"/>
-      <w:r>
-        <w:lastRenderedPageBreak/>
-        <w:t>Texas licensee notifications and appointments</w:t>
-      </w:r>
-    </w:p>
-    <w:p>
-      <w:pPr>
-        <w:pStyle w:val="Heading4"/>
-      </w:pPr>
-      <w:bookmarkStart w:id="358" w:name="change-of-address-deadline"/>
-      <w:r>
-        <w:t>Change of address deadline</w:t>
-      </w:r>
-    </w:p>
-    <w:p>
-      <w:pPr>
-        <w:pStyle w:val="FirstParagraph"/>
-      </w:pPr>
-      <w:r>
-        <w:t xml:space="preserve">Texas licensee notification: the Pearson/TDI handbook states TDI must be notified in writing within </w:t>
-      </w:r>
-      <w:r>
-        <w:rPr>
-          <w:b/>
-          <w:bCs/>
-        </w:rPr>
-        <w:t>30 days</w:t>
-      </w:r>
-      <w:r>
-        <w:t xml:space="preserve"> if the licensee’s resident, mailing, or primary business address changes. Failure can result in disciplinary action. Apply to notification-to-department questions.</w:t>
-      </w:r>
-    </w:p>
-    <w:p>
-      <w:pPr>
-        <w:pStyle w:val="Heading4"/>
-      </w:pPr>
-      <w:bookmarkStart w:id="359" w:name="additional-appointments"/>
-      <w:bookmarkEnd w:id="358"/>
-      <w:r>
-        <w:t>Additional appointments</w:t>
-      </w:r>
-    </w:p>
-    <w:p>
-      <w:pPr>
-        <w:pStyle w:val="FirstParagraph"/>
-      </w:pPr>
-      <w:r>
-        <w:t>Texas appointment rule: if an agent wants to represent additional insurers, each company must file notice of appointment with TDI on the day the agent begins representing that company. The agent may sell only lines for which licensed. A temporary licensee may not obtain additional appointments.</w:t>
-      </w:r>
-    </w:p>
-    <w:p>
-      <w:pPr>
-        <w:pStyle w:val="Heading3"/>
-      </w:pPr>
-      <w:bookmarkStart w:id="360" w:name="commissioner-insurer-oversight"/>
-      <w:bookmarkEnd w:id="357"/>
-      <w:bookmarkEnd w:id="359"/>
-      <w:r>
-        <w:t>Commissioner / insurer oversight</w:t>
-      </w:r>
-    </w:p>
-    <w:p>
-      <w:pPr>
-        <w:pStyle w:val="Heading4"/>
-      </w:pPr>
-      <w:bookmarkStart w:id="361" w:name="carrier-examination-frequency"/>
-      <w:r>
-        <w:t>Carrier examination frequency</w:t>
-      </w:r>
-    </w:p>
-    <w:p>
-      <w:pPr>
-        <w:pStyle w:val="FirstParagraph"/>
-      </w:pPr>
-      <w:r>
-        <w:t xml:space="preserve">Texas regulator oversight: the department may examine a carrier as often as necessary and, at minimum, not less frequently than once every </w:t>
-      </w:r>
-      <w:r>
-        <w:rPr>
-          <w:b/>
-          <w:bCs/>
-        </w:rPr>
-        <w:t>five years</w:t>
-      </w:r>
-      <w:r>
-        <w:t>, subject to statutory framework. Apply to Commissioner/TDI examination-authority questions.</w:t>
-      </w:r>
-    </w:p>
-    <w:p>
-      <w:pPr>
-        <w:pStyle w:val="Heading2"/>
-      </w:pPr>
-      <w:bookmarkStart w:id="362" w:name="useful-acronyms"/>
-      <w:bookmarkEnd w:id="321"/>
-      <w:bookmarkEnd w:id="360"/>
-      <w:bookmarkEnd w:id="361"/>
-      <w:r>
+      <w:r>
+        <w:rPr>
+          <w:color w:val="auto"/>
+          <w:sz w:val="36"/>
+          <w:szCs w:val="36"/>
+        </w:rPr>
         <w:t>Useful Acronyms</w:t>
       </w:r>
     </w:p>
@@ -7973,6 +7573,7 @@
           <w:b/>
           <w:bCs/>
         </w:rPr>
+        <w:lastRenderedPageBreak/>
         <w:t>BI</w:t>
       </w:r>
       <w:r>
@@ -8277,7 +7878,6 @@
           <w:b/>
           <w:bCs/>
         </w:rPr>
-        <w:lastRenderedPageBreak/>
         <w:t>GLBA</w:t>
       </w:r>
       <w:r>
@@ -8569,7 +8169,7 @@
         <w:t xml:space="preserve"> - Uninsured Motorist / Underinsured Motorist.</w:t>
       </w:r>
       <w:bookmarkEnd w:id="0"/>
-      <w:bookmarkEnd w:id="362"/>
+      <w:bookmarkEnd w:id="331"/>
     </w:p>
     <w:p>
       <w:pPr>
@@ -8741,6 +8341,7 @@
                 <w:bCs/>
                 <w:highlight w:val="yellow"/>
               </w:rPr>
+              <w:lastRenderedPageBreak/>
               <w:t>Symbol 1</w:t>
             </w:r>
           </w:p>
@@ -8868,21 +8469,7 @@
               <w:rPr>
                 <w:rFonts w:asciiTheme="majorHAnsi" w:hAnsiTheme="majorHAnsi" w:cstheme="majorHAnsi"/>
               </w:rPr>
-              <w:t xml:space="preserve">Only applies to vehicles the </w:t>
-            </w:r>
-            <w:proofErr w:type="gramStart"/>
-            <w:r>
-              <w:rPr>
-                <w:rFonts w:asciiTheme="majorHAnsi" w:hAnsiTheme="majorHAnsi" w:cstheme="majorHAnsi"/>
-              </w:rPr>
-              <w:t>insured</w:t>
-            </w:r>
-            <w:proofErr w:type="gramEnd"/>
-            <w:r>
-              <w:rPr>
-                <w:rFonts w:asciiTheme="majorHAnsi" w:hAnsiTheme="majorHAnsi" w:cstheme="majorHAnsi"/>
-              </w:rPr>
-              <w:t xml:space="preserve"> business owns.</w:t>
+              <w:t>Only applies to vehicles the insured business owns.</w:t>
             </w:r>
           </w:p>
         </w:tc>
@@ -9150,7 +8737,6 @@
                 <w:b/>
                 <w:bCs/>
               </w:rPr>
-              <w:lastRenderedPageBreak/>
               <w:t>Symbol 6</w:t>
             </w:r>
           </w:p>
@@ -9428,19 +9014,11 @@
                 <w:rFonts w:asciiTheme="majorHAnsi" w:hAnsiTheme="majorHAnsi" w:cstheme="majorHAnsi"/>
               </w:rPr>
             </w:pPr>
-            <w:proofErr w:type="spellStart"/>
             <w:r>
               <w:rPr>
                 <w:rFonts w:asciiTheme="majorHAnsi" w:hAnsiTheme="majorHAnsi" w:cstheme="majorHAnsi"/>
               </w:rPr>
-              <w:t>Nonowned</w:t>
-            </w:r>
-            <w:proofErr w:type="spellEnd"/>
-            <w:r>
-              <w:rPr>
-                <w:rFonts w:asciiTheme="majorHAnsi" w:hAnsiTheme="majorHAnsi" w:cstheme="majorHAnsi"/>
-              </w:rPr>
-              <w:t xml:space="preserve"> Autos Only</w:t>
+              <w:t>Nonowned Autos Only</w:t>
             </w:r>
           </w:p>
         </w:tc>
